--- a/06-学生侧材料/讲义/2-结构化学/配合物深化-超级充实版（自学完整）.docx
+++ b/06-学生侧材料/讲义/2-结构化学/配合物深化-超级充实版（自学完整）.docx
@@ -4376,7 +4376,7 @@
         <w:rPr>
           <w:rFonts w:hint="eastAsia" w:ascii="Times New Roman" w:hAnsi="Times New Roman" w:eastAsia="FangSong" w:cs="Times New Roman"/>
         </w:rPr>
-        <w:t>所以</w:t>
+        <w:t>因此</w:t>
       </w:r>
       <w:r>
         <w:rPr>
@@ -4400,7 +4400,7 @@
         <w:rPr>
           <w:rFonts w:hint="eastAsia" w:ascii="Times New Roman" w:hAnsi="Times New Roman" w:eastAsia="FangSong" w:cs="Times New Roman"/>
         </w:rPr>
-        <w:t>背后其实是</w:t>
+        <w:t>的实质是</w:t>
       </w:r>
       <w:r>
         <w:rPr>
@@ -4682,7 +4682,7 @@
         <w:rPr>
           <w:rFonts w:hint="eastAsia" w:ascii="Times New Roman" w:hAnsi="Times New Roman" w:eastAsia="FangSong" w:cs="Times New Roman"/>
         </w:rPr>
-        <w:t>这张图对决赛特别有价值</w:t>
+        <w:t>这张图对决赛尤为有价值</w:t>
       </w:r>
       <w:r>
         <w:rPr>
@@ -6687,7 +6687,7 @@
         <w:rPr>
           <w:rFonts w:hint="eastAsia" w:ascii="Times New Roman" w:hAnsi="Times New Roman" w:eastAsia="FangSong" w:cs="Times New Roman"/>
         </w:rPr>
-        <w:t>两根轴向键特别长</w:t>
+        <w:t>两根轴向键格外长</w:t>
       </w:r>
       <w:r>
         <w:rPr>
@@ -9107,7 +9107,7 @@
         <w:rPr>
           <w:rFonts w:hint="eastAsia" w:ascii="Times New Roman" w:hAnsi="Times New Roman" w:eastAsia="FangSong" w:cs="Times New Roman"/>
         </w:rPr>
-        <w:t xml:space="preserve">所以</w:t>
+        <w:t xml:space="preserve">因此</w:t>
       </w:r>
       <w:r>
         <w:rPr>
@@ -9139,19 +9139,7 @@
         <w:rPr>
           <w:rFonts w:hint="eastAsia" w:ascii="Times New Roman" w:hAnsi="Times New Roman" w:eastAsia="FangSong" w:cs="Times New Roman"/>
         </w:rPr>
-        <w:t>和后续金属有机</w:t>
-      </w:r>
-      <w:r>
-        <w:rPr>
-          <w:rFonts w:hint="eastAsia" w:ascii="Times New Roman" w:hAnsi="Times New Roman" w:eastAsia="Times New Roman" w:cs="Times New Roman"/>
-        </w:rPr>
-        <w:t>，</w:t>
-      </w:r>
-      <w:r>
-        <w:rPr>
-          <w:rFonts w:hint="eastAsia" w:ascii="Times New Roman" w:hAnsi="Times New Roman" w:eastAsia="FangSong" w:cs="Times New Roman"/>
-        </w:rPr>
-        <w:t>其实是连着的</w:t>
+        <w:t>与后续的金属有机是相互衔接的</w:t>
       </w:r>
       <w:r>
         <w:rPr>
@@ -10195,7 +10183,7 @@
         <w:rPr>
           <w:rFonts w:hint="eastAsia" w:ascii="Times New Roman" w:hAnsi="Times New Roman" w:eastAsia="FangSong" w:cs="Times New Roman"/>
         </w:rPr>
-        <w:t>其实就是这部分的标准模型题</w:t>
+        <w:t>即本部分的标准模型题</w:t>
       </w:r>
       <w:r>
         <w:rPr>
@@ -10512,7 +10500,7 @@
         <w:rPr>
           <w:rFonts w:hint="eastAsia" w:ascii="Times New Roman" w:hAnsi="Times New Roman" w:eastAsia="FangSong" w:cs="Times New Roman"/>
         </w:rPr>
-        <w:t>从更高一点的眼光看</w:t>
+        <w:t>从更宏观的视角看</w:t>
       </w:r>
       <w:r>
         <w:rPr>
@@ -10524,7 +10512,7 @@
         <w:rPr>
           <w:rFonts w:hint="eastAsia" w:ascii="Times New Roman" w:hAnsi="Times New Roman" w:eastAsia="FangSong" w:cs="Times New Roman"/>
         </w:rPr>
-        <w:t>反位效应其实也能接回前线轨道</w:t>
+        <w:t>反位效应同样可接回前线轨道</w:t>
       </w:r>
       <w:r>
         <w:rPr>
@@ -11609,7 +11597,7 @@
         <w:rPr>
           <w:rFonts w:hint="eastAsia" w:ascii="Times New Roman" w:hAnsi="Times New Roman" w:eastAsia="FangSong" w:cs="Times New Roman"/>
         </w:rPr>
-        <w:t>这类思路在高阶结构题和金属有机题里都非常有用</w:t>
+        <w:t>这类思路在高阶结构题和金属有机题里都很有用</w:t>
       </w:r>
       <w:r>
         <w:rPr>
@@ -12674,7 +12662,7 @@
         <w:rPr>
           <w:rFonts w:hint="eastAsia" w:ascii="Times New Roman" w:hAnsi="Times New Roman" w:eastAsia="FangSong" w:cs="Times New Roman"/>
         </w:rPr>
-        <w:t xml:space="preserve">受体配体特别稳定</w:t>
+        <w:t xml:space="preserve">受体配体格外稳定</w:t>
       </w:r>
     </w:p>
     <w:bookmarkEnd w:id="75"/>
@@ -20446,7 +20434,7 @@
     <ns0:name ns0:val="Verbatim Char"/>
     <ns0:basedOn ns0:val="BodyTextChar"/>
     <ns0:rPr>
-      <ns0:rFonts ns0:ascii="SimSun" ns0:hAnsi="SimSun" ns0:eastAsia="SimSun" ns0:cs="SimSun"/>
+      <ns0:rFonts ns0:ascii="SimSun" ns0:cs="SimSun" ns0:eastAsia="SimSun" ns0:hAnsi="SimSun"/>
       <ns0:b ns0:val="0"/>
       <ns0:sz ns0:val="20"/>
     </ns0:rPr>
@@ -20508,7 +20496,7 @@
       <w:wordWrap w:val="off"/>
     </w:pPr>
     <ns0:rPr>
-      <w:rFonts w:ascii="SimSun" w:hAnsi="SimSun" w:eastAsia="SimSun" w:cs="SimSun"/>
+      <w:rFonts ns0:ascii="SimSun" ns0:hAnsi="SimSun" ns0:eastAsia="SimSun" ns0:cs="SimSun"/>
     </ns0:rPr>
   </w:style>
   <w:style w:type="character" w:customStyle="1" w:styleId="KeywordTok">

--- a/06-学生侧材料/讲义/2-结构化学/配合物深化-超级充实版（自学完整）.docx
+++ b/06-学生侧材料/讲义/2-结构化学/配合物深化-超级充实版（自学完整）.docx
@@ -16182,7 +16182,7 @@
         <w:t>练习</w:t>
       </w:r>
     </w:p>
-    <w:bookmarkStart w:id="86" w:name="基础巩固"/>
+    <w:bookmarkStart w:id="86" w:name="基础巩固3-题"/>
     <w:p>
       <w:pPr>
         <w:pStyle w:val="Heading3"/>
@@ -16198,17 +16198,51 @@
         <w:rPr>
           <w:rFonts w:hint="eastAsia" w:ascii="Times New Roman" w:hAnsi="Times New Roman" w:eastAsia="SimHei" w:cs="Times New Roman"/>
         </w:rPr>
-        <w:t xml:space="preserve">基础巩固</w:t>
-      </w:r>
-    </w:p>
-    <w:p>
-      <w:pPr>
-        <w:pStyle w:val="Compact"/>
-        <w:numPr>
-          <w:ilvl w:val="0"/>
-          <w:numId w:val="1057"/>
-        </w:numPr>
-      </w:pPr>
+        <w:t>基础巩固</w:t>
+      </w:r>
+      <w:r>
+        <w:rPr>
+          <w:rFonts w:hint="eastAsia" w:ascii="Times New Roman" w:hAnsi="Times New Roman" w:eastAsia="Times New Roman" w:cs="Times New Roman"/>
+        </w:rPr>
+        <w:t>（3</w:t>
+      </w:r>
+      <w:r>
+        <w:rPr>
+          <w:rFonts w:ascii="Times New Roman" w:hAnsi="Times New Roman" w:eastAsia="Times New Roman" w:cs="Times New Roman"/>
+        </w:rPr>
+        <w:t xml:space="preserve"> </w:t>
+      </w:r>
+      <w:r>
+        <w:rPr>
+          <w:rFonts w:hint="eastAsia" w:ascii="Times New Roman" w:hAnsi="Times New Roman" w:eastAsia="SimHei" w:cs="Times New Roman"/>
+        </w:rPr>
+        <w:t>题</w:t>
+      </w:r>
+      <w:r>
+        <w:rPr>
+          <w:rFonts w:hint="eastAsia" w:ascii="Times New Roman" w:hAnsi="Times New Roman" w:eastAsia="Times New Roman" w:cs="Times New Roman"/>
+        </w:rPr>
+        <w:t>）</w:t>
+      </w:r>
+    </w:p>
+    <w:p>
+      <w:pPr>
+        <w:pStyle w:val="FirstParagraph"/>
+      </w:pPr>
+      <w:r>
+        <w:rPr>
+          <w:rFonts w:ascii="Times New Roman" w:hAnsi="Times New Roman" w:eastAsia="Times New Roman" w:cs="Times New Roman"/>
+          <w:b/>
+          <w:bCs/>
+        </w:rPr>
+        <w:t xml:space="preserve">1.</w:t>
+      </w:r>
+      <w:r>
+        <w:rPr>
+          <w:rFonts w:ascii="Times New Roman" w:hAnsi="Times New Roman" w:eastAsia="Times New Roman" w:cs="Times New Roman"/>
+        </w:rPr>
+        <w:t xml:space="preserve"> </w:t>
+      </w:r>
       <w:r>
         <w:rPr>
           <w:rFonts w:hint="eastAsia" w:ascii="Times New Roman" w:hAnsi="Times New Roman" w:eastAsia="FangSong" w:cs="Times New Roman"/>
@@ -16221,15 +16255,26 @@
         </w:rPr>
         <w:t>？</w:t>
       </w:r>
-    </w:p>
-    <w:p>
-      <w:pPr>
-        <w:pStyle w:val="Compact"/>
-        <w:numPr>
-          <w:ilvl w:val="0"/>
-          <w:numId w:val="1057"/>
-        </w:numPr>
-      </w:pPr>
+      <w:r>
+        <w:rPr>
+          <w:rFonts w:ascii="Times New Roman" w:hAnsi="Times New Roman" w:eastAsia="Times New Roman" w:cs="Times New Roman"/>
+        </w:rPr>
+        <w:t xml:space="preserve"> </w:t>
+      </w:r>
+      <w:r>
+        <w:rPr>
+          <w:rFonts w:ascii="Times New Roman" w:hAnsi="Times New Roman" w:eastAsia="Times New Roman" w:cs="Times New Roman"/>
+          <w:b/>
+          <w:bCs/>
+        </w:rPr>
+        <w:t xml:space="preserve">2.</w:t>
+      </w:r>
+      <w:r>
+        <w:rPr>
+          <w:rFonts w:ascii="Times New Roman" w:hAnsi="Times New Roman" w:eastAsia="Times New Roman" w:cs="Times New Roman"/>
+        </w:rPr>
+        <w:t xml:space="preserve"> </w:t>
+      </w:r>
       <w:r>
         <w:rPr>
           <w:rFonts w:hint="eastAsia" w:ascii="Times New Roman" w:hAnsi="Times New Roman" w:eastAsia="FangSong" w:cs="Times New Roman"/>
@@ -16254,15 +16299,26 @@
         </w:rPr>
         <w:t>？</w:t>
       </w:r>
-    </w:p>
-    <w:p>
-      <w:pPr>
-        <w:pStyle w:val="Compact"/>
-        <w:numPr>
-          <w:ilvl w:val="0"/>
-          <w:numId w:val="1057"/>
-        </w:numPr>
-      </w:pPr>
+      <w:r>
+        <w:rPr>
+          <w:rFonts w:ascii="Times New Roman" w:hAnsi="Times New Roman" w:eastAsia="Times New Roman" w:cs="Times New Roman"/>
+        </w:rPr>
+        <w:t xml:space="preserve"> </w:t>
+      </w:r>
+      <w:r>
+        <w:rPr>
+          <w:rFonts w:ascii="Times New Roman" w:hAnsi="Times New Roman" w:eastAsia="Times New Roman" w:cs="Times New Roman"/>
+          <w:b/>
+          <w:bCs/>
+        </w:rPr>
+        <w:t xml:space="preserve">3.</w:t>
+      </w:r>
+      <w:r>
+        <w:rPr>
+          <w:rFonts w:ascii="Times New Roman" w:hAnsi="Times New Roman" w:eastAsia="Times New Roman" w:cs="Times New Roman"/>
+        </w:rPr>
+        <w:t xml:space="preserve"> </w:t>
+      </w:r>
       <w:r>
         <w:rPr>
           <w:rFonts w:hint="eastAsia" w:ascii="Times New Roman" w:hAnsi="Times New Roman" w:eastAsia="FangSong" w:cs="Times New Roman"/>
@@ -16339,7 +16395,7 @@
       </w:r>
     </w:p>
     <w:bookmarkEnd w:id="86"/>
-    <w:bookmarkStart w:id="87" w:name="提高训练"/>
+    <w:bookmarkStart w:id="87" w:name="提高训练3-题"/>
     <w:p>
       <w:pPr>
         <w:pStyle w:val="Heading3"/>
@@ -16355,17 +16411,51 @@
         <w:rPr>
           <w:rFonts w:hint="eastAsia" w:ascii="Times New Roman" w:hAnsi="Times New Roman" w:eastAsia="SimHei" w:cs="Times New Roman"/>
         </w:rPr>
-        <w:t xml:space="preserve">提高训练</w:t>
-      </w:r>
-    </w:p>
-    <w:p>
-      <w:pPr>
-        <w:pStyle w:val="Compact"/>
-        <w:numPr>
-          <w:ilvl w:val="0"/>
-          <w:numId w:val="1058"/>
-        </w:numPr>
-      </w:pPr>
+        <w:t>提高训练</w:t>
+      </w:r>
+      <w:r>
+        <w:rPr>
+          <w:rFonts w:hint="eastAsia" w:ascii="Times New Roman" w:hAnsi="Times New Roman" w:eastAsia="Times New Roman" w:cs="Times New Roman"/>
+        </w:rPr>
+        <w:t>（3</w:t>
+      </w:r>
+      <w:r>
+        <w:rPr>
+          <w:rFonts w:ascii="Times New Roman" w:hAnsi="Times New Roman" w:eastAsia="Times New Roman" w:cs="Times New Roman"/>
+        </w:rPr>
+        <w:t xml:space="preserve"> </w:t>
+      </w:r>
+      <w:r>
+        <w:rPr>
+          <w:rFonts w:hint="eastAsia" w:ascii="Times New Roman" w:hAnsi="Times New Roman" w:eastAsia="SimHei" w:cs="Times New Roman"/>
+        </w:rPr>
+        <w:t>题</w:t>
+      </w:r>
+      <w:r>
+        <w:rPr>
+          <w:rFonts w:hint="eastAsia" w:ascii="Times New Roman" w:hAnsi="Times New Roman" w:eastAsia="Times New Roman" w:cs="Times New Roman"/>
+        </w:rPr>
+        <w:t>）</w:t>
+      </w:r>
+    </w:p>
+    <w:p>
+      <w:pPr>
+        <w:pStyle w:val="FirstParagraph"/>
+      </w:pPr>
+      <w:r>
+        <w:rPr>
+          <w:rFonts w:ascii="Times New Roman" w:hAnsi="Times New Roman" w:eastAsia="Times New Roman" w:cs="Times New Roman"/>
+          <w:b/>
+          <w:bCs/>
+        </w:rPr>
+        <w:t xml:space="preserve">4.</w:t>
+      </w:r>
+      <w:r>
+        <w:rPr>
+          <w:rFonts w:ascii="Times New Roman" w:hAnsi="Times New Roman" w:eastAsia="Times New Roman" w:cs="Times New Roman"/>
+        </w:rPr>
+        <w:t xml:space="preserve"> </w:t>
+      </w:r>
       <w:r>
         <w:rPr>
           <w:rFonts w:hint="eastAsia" w:ascii="Times New Roman" w:hAnsi="Times New Roman" w:eastAsia="FangSong" w:cs="Times New Roman"/>
@@ -16441,15 +16531,26 @@
         </w:rPr>
         <w:t>。</w:t>
       </w:r>
-    </w:p>
-    <w:p>
-      <w:pPr>
-        <w:pStyle w:val="Compact"/>
-        <w:numPr>
-          <w:ilvl w:val="0"/>
-          <w:numId w:val="1058"/>
-        </w:numPr>
-      </w:pPr>
+      <w:r>
+        <w:rPr>
+          <w:rFonts w:ascii="Times New Roman" w:hAnsi="Times New Roman" w:eastAsia="Times New Roman" w:cs="Times New Roman"/>
+        </w:rPr>
+        <w:t xml:space="preserve"> </w:t>
+      </w:r>
+      <w:r>
+        <w:rPr>
+          <w:rFonts w:ascii="Times New Roman" w:hAnsi="Times New Roman" w:eastAsia="Times New Roman" w:cs="Times New Roman"/>
+          <w:b/>
+          <w:bCs/>
+        </w:rPr>
+        <w:t xml:space="preserve">5.</w:t>
+      </w:r>
+      <w:r>
+        <w:rPr>
+          <w:rFonts w:ascii="Times New Roman" w:hAnsi="Times New Roman" w:eastAsia="Times New Roman" w:cs="Times New Roman"/>
+        </w:rPr>
+        <w:t xml:space="preserve"> </w:t>
+      </w:r>
       <w:r>
         <w:rPr>
           <w:rFonts w:hint="eastAsia" w:ascii="Times New Roman" w:hAnsi="Times New Roman" w:eastAsia="FangSong" w:cs="Times New Roman"/>
@@ -16486,15 +16587,26 @@
         </w:rPr>
         <w:t>？</w:t>
       </w:r>
-    </w:p>
-    <w:p>
-      <w:pPr>
-        <w:pStyle w:val="Compact"/>
-        <w:numPr>
-          <w:ilvl w:val="0"/>
-          <w:numId w:val="1058"/>
-        </w:numPr>
-      </w:pPr>
+      <w:r>
+        <w:rPr>
+          <w:rFonts w:ascii="Times New Roman" w:hAnsi="Times New Roman" w:eastAsia="Times New Roman" w:cs="Times New Roman"/>
+        </w:rPr>
+        <w:t xml:space="preserve"> </w:t>
+      </w:r>
+      <w:r>
+        <w:rPr>
+          <w:rFonts w:ascii="Times New Roman" w:hAnsi="Times New Roman" w:eastAsia="Times New Roman" w:cs="Times New Roman"/>
+          <w:b/>
+          <w:bCs/>
+        </w:rPr>
+        <w:t xml:space="preserve">6.</w:t>
+      </w:r>
+      <w:r>
+        <w:rPr>
+          <w:rFonts w:ascii="Times New Roman" w:hAnsi="Times New Roman" w:eastAsia="Times New Roman" w:cs="Times New Roman"/>
+        </w:rPr>
+        <w:t xml:space="preserve"> </w:t>
+      </w:r>
       <w:r>
         <w:rPr>
           <w:rFonts w:hint="eastAsia" w:ascii="Times New Roman" w:hAnsi="Times New Roman" w:eastAsia="FangSong" w:cs="Times New Roman"/>
@@ -16545,7 +16657,7 @@
       </w:r>
     </w:p>
     <w:bookmarkEnd w:id="87"/>
-    <w:bookmarkStart w:id="88" w:name="挑战题"/>
+    <w:bookmarkStart w:id="88" w:name="挑战题3-题"/>
     <w:p>
       <w:pPr>
         <w:pStyle w:val="Heading3"/>
@@ -16561,17 +16673,51 @@
         <w:rPr>
           <w:rFonts w:hint="eastAsia" w:ascii="Times New Roman" w:hAnsi="Times New Roman" w:eastAsia="SimHei" w:cs="Times New Roman"/>
         </w:rPr>
-        <w:t xml:space="preserve">挑战题</w:t>
-      </w:r>
-    </w:p>
-    <w:p>
-      <w:pPr>
-        <w:pStyle w:val="Compact"/>
-        <w:numPr>
-          <w:ilvl w:val="0"/>
-          <w:numId w:val="1059"/>
-        </w:numPr>
-      </w:pPr>
+        <w:t>挑战题</w:t>
+      </w:r>
+      <w:r>
+        <w:rPr>
+          <w:rFonts w:hint="eastAsia" w:ascii="Times New Roman" w:hAnsi="Times New Roman" w:eastAsia="Times New Roman" w:cs="Times New Roman"/>
+        </w:rPr>
+        <w:t>（3</w:t>
+      </w:r>
+      <w:r>
+        <w:rPr>
+          <w:rFonts w:ascii="Times New Roman" w:hAnsi="Times New Roman" w:eastAsia="Times New Roman" w:cs="Times New Roman"/>
+        </w:rPr>
+        <w:t xml:space="preserve"> </w:t>
+      </w:r>
+      <w:r>
+        <w:rPr>
+          <w:rFonts w:hint="eastAsia" w:ascii="Times New Roman" w:hAnsi="Times New Roman" w:eastAsia="SimHei" w:cs="Times New Roman"/>
+        </w:rPr>
+        <w:t>题</w:t>
+      </w:r>
+      <w:r>
+        <w:rPr>
+          <w:rFonts w:hint="eastAsia" w:ascii="Times New Roman" w:hAnsi="Times New Roman" w:eastAsia="Times New Roman" w:cs="Times New Roman"/>
+        </w:rPr>
+        <w:t>）</w:t>
+      </w:r>
+    </w:p>
+    <w:p>
+      <w:pPr>
+        <w:pStyle w:val="FirstParagraph"/>
+      </w:pPr>
+      <w:r>
+        <w:rPr>
+          <w:rFonts w:ascii="Times New Roman" w:hAnsi="Times New Roman" w:eastAsia="Times New Roman" w:cs="Times New Roman"/>
+          <w:b/>
+          <w:bCs/>
+        </w:rPr>
+        <w:t xml:space="preserve">7.</w:t>
+      </w:r>
+      <w:r>
+        <w:rPr>
+          <w:rFonts w:ascii="Times New Roman" w:hAnsi="Times New Roman" w:eastAsia="Times New Roman" w:cs="Times New Roman"/>
+        </w:rPr>
+        <w:t xml:space="preserve"> </w:t>
+      </w:r>
       <w:r>
         <w:rPr>
           <w:rFonts w:hint="eastAsia" w:ascii="Times New Roman" w:hAnsi="Times New Roman" w:eastAsia="FangSong" w:cs="Times New Roman"/>
@@ -16692,15 +16838,26 @@
         </w:rPr>
         <w:t>。</w:t>
       </w:r>
-    </w:p>
-    <w:p>
-      <w:pPr>
-        <w:pStyle w:val="Compact"/>
-        <w:numPr>
-          <w:ilvl w:val="0"/>
-          <w:numId w:val="1059"/>
-        </w:numPr>
-      </w:pPr>
+      <w:r>
+        <w:rPr>
+          <w:rFonts w:ascii="Times New Roman" w:hAnsi="Times New Roman" w:eastAsia="Times New Roman" w:cs="Times New Roman"/>
+        </w:rPr>
+        <w:t xml:space="preserve"> </w:t>
+      </w:r>
+      <w:r>
+        <w:rPr>
+          <w:rFonts w:ascii="Times New Roman" w:hAnsi="Times New Roman" w:eastAsia="Times New Roman" w:cs="Times New Roman"/>
+          <w:b/>
+          <w:bCs/>
+        </w:rPr>
+        <w:t xml:space="preserve">8.</w:t>
+      </w:r>
+      <w:r>
+        <w:rPr>
+          <w:rFonts w:ascii="Times New Roman" w:hAnsi="Times New Roman" w:eastAsia="Times New Roman" w:cs="Times New Roman"/>
+        </w:rPr>
+        <w:t xml:space="preserve"> </w:t>
+      </w:r>
       <w:r>
         <w:rPr>
           <w:rFonts w:hint="eastAsia" w:ascii="Times New Roman" w:hAnsi="Times New Roman" w:eastAsia="FangSong" w:cs="Times New Roman"/>
@@ -16799,15 +16956,26 @@
         </w:rPr>
         <w:t>。</w:t>
       </w:r>
-    </w:p>
-    <w:p>
-      <w:pPr>
-        <w:pStyle w:val="Compact"/>
-        <w:numPr>
-          <w:ilvl w:val="0"/>
-          <w:numId w:val="1059"/>
-        </w:numPr>
-      </w:pPr>
+      <w:r>
+        <w:rPr>
+          <w:rFonts w:ascii="Times New Roman" w:hAnsi="Times New Roman" w:eastAsia="Times New Roman" w:cs="Times New Roman"/>
+        </w:rPr>
+        <w:t xml:space="preserve"> </w:t>
+      </w:r>
+      <w:r>
+        <w:rPr>
+          <w:rFonts w:ascii="Times New Roman" w:hAnsi="Times New Roman" w:eastAsia="Times New Roman" w:cs="Times New Roman"/>
+          <w:b/>
+          <w:bCs/>
+        </w:rPr>
+        <w:t xml:space="preserve">9.</w:t>
+      </w:r>
+      <w:r>
+        <w:rPr>
+          <w:rFonts w:ascii="Times New Roman" w:hAnsi="Times New Roman" w:eastAsia="Times New Roman" w:cs="Times New Roman"/>
+        </w:rPr>
+        <w:t xml:space="preserve"> </w:t>
+      </w:r>
       <w:r>
         <w:rPr>
           <w:rFonts w:hint="eastAsia" w:ascii="Times New Roman" w:hAnsi="Times New Roman" w:eastAsia="FangSong" w:cs="Times New Roman"/>
@@ -16899,12 +17067,22 @@
     </w:p>
     <w:p>
       <w:pPr>
-        <w:pStyle w:val="Compact"/>
-        <w:numPr>
-          <w:ilvl w:val="0"/>
-          <w:numId w:val="1060"/>
-        </w:numPr>
-      </w:pPr>
+        <w:pStyle w:val="FirstParagraph"/>
+      </w:pPr>
+      <w:r>
+        <w:rPr>
+          <w:rFonts w:ascii="Times New Roman" w:hAnsi="Times New Roman" w:eastAsia="Times New Roman" w:cs="Times New Roman"/>
+          <w:b/>
+          <w:bCs/>
+        </w:rPr>
+        <w:t xml:space="preserve">1.</w:t>
+      </w:r>
+      <w:r>
+        <w:rPr>
+          <w:rFonts w:ascii="Times New Roman" w:hAnsi="Times New Roman" w:eastAsia="Times New Roman" w:cs="Times New Roman"/>
+        </w:rPr>
+        <w:t xml:space="preserve"> </w:t>
+      </w:r>
       <w:r>
         <w:rPr>
           <w:rFonts w:hint="eastAsia" w:ascii="Times New Roman" w:hAnsi="Times New Roman" w:eastAsia="FangSong" w:cs="Times New Roman"/>
@@ -16932,12 +17110,22 @@
     </w:p>
     <w:p>
       <w:pPr>
-        <w:pStyle w:val="Compact"/>
-        <w:numPr>
-          <w:ilvl w:val="0"/>
-          <w:numId w:val="1060"/>
-        </w:numPr>
-      </w:pPr>
+        <w:pStyle w:val="BodyText"/>
+      </w:pPr>
+      <w:r>
+        <w:rPr>
+          <w:rFonts w:ascii="Times New Roman" w:hAnsi="Times New Roman" w:eastAsia="Times New Roman" w:cs="Times New Roman"/>
+          <w:b/>
+          <w:bCs/>
+        </w:rPr>
+        <w:t xml:space="preserve">2.</w:t>
+      </w:r>
+      <w:r>
+        <w:rPr>
+          <w:rFonts w:ascii="Times New Roman" w:hAnsi="Times New Roman" w:eastAsia="Times New Roman" w:cs="Times New Roman"/>
+        </w:rPr>
+        <w:t xml:space="preserve"> </w:t>
+      </w:r>
       <w:r>
         <w:rPr>
           <w:rFonts w:hint="eastAsia" w:ascii="Times New Roman" w:hAnsi="Times New Roman" w:eastAsia="FangSong" w:cs="Times New Roman"/>
@@ -17024,12 +17212,22 @@
     </w:p>
     <w:p>
       <w:pPr>
-        <w:pStyle w:val="Compact"/>
-        <w:numPr>
-          <w:ilvl w:val="0"/>
-          <w:numId w:val="1060"/>
-        </w:numPr>
-      </w:pPr>
+        <w:pStyle w:val="BodyText"/>
+      </w:pPr>
+      <w:r>
+        <w:rPr>
+          <w:rFonts w:ascii="Times New Roman" w:hAnsi="Times New Roman" w:eastAsia="Times New Roman" w:cs="Times New Roman"/>
+          <w:b/>
+          <w:bCs/>
+        </w:rPr>
+        <w:t xml:space="preserve">3.</w:t>
+      </w:r>
+      <w:r>
+        <w:rPr>
+          <w:rFonts w:ascii="Times New Roman" w:hAnsi="Times New Roman" w:eastAsia="Times New Roman" w:cs="Times New Roman"/>
+        </w:rPr>
+        <w:t xml:space="preserve"> </w:t>
+      </w:r>
       <w:r>
         <w:rPr>
           <w:rFonts w:hint="eastAsia" w:ascii="Times New Roman" w:hAnsi="Times New Roman" w:eastAsia="FangSong" w:cs="Times New Roman"/>
@@ -17215,12 +17413,22 @@
     </w:p>
     <w:p>
       <w:pPr>
-        <w:pStyle w:val="Compact"/>
-        <w:numPr>
-          <w:ilvl w:val="0"/>
-          <w:numId w:val="1060"/>
-        </w:numPr>
-      </w:pPr>
+        <w:pStyle w:val="BodyText"/>
+      </w:pPr>
+      <w:r>
+        <w:rPr>
+          <w:rFonts w:ascii="Times New Roman" w:hAnsi="Times New Roman" w:eastAsia="Times New Roman" w:cs="Times New Roman"/>
+          <w:b/>
+          <w:bCs/>
+        </w:rPr>
+        <w:t xml:space="preserve">4.</w:t>
+      </w:r>
+      <w:r>
+        <w:rPr>
+          <w:rFonts w:ascii="Times New Roman" w:hAnsi="Times New Roman" w:eastAsia="Times New Roman" w:cs="Times New Roman"/>
+        </w:rPr>
+        <w:t xml:space="preserve"> </w:t>
+      </w:r>
       <w:r>
         <w:rPr>
           <w:rFonts w:ascii="Times New Roman" w:hAnsi="Times New Roman" w:eastAsia="Times New Roman" w:cs="Times New Roman"/>
@@ -17377,12 +17585,22 @@
     </w:p>
     <w:p>
       <w:pPr>
-        <w:pStyle w:val="Compact"/>
-        <w:numPr>
-          <w:ilvl w:val="0"/>
-          <w:numId w:val="1060"/>
-        </w:numPr>
-      </w:pPr>
+        <w:pStyle w:val="BodyText"/>
+      </w:pPr>
+      <w:r>
+        <w:rPr>
+          <w:rFonts w:ascii="Times New Roman" w:hAnsi="Times New Roman" w:eastAsia="Times New Roman" w:cs="Times New Roman"/>
+          <w:b/>
+          <w:bCs/>
+        </w:rPr>
+        <w:t xml:space="preserve">5.</w:t>
+      </w:r>
+      <w:r>
+        <w:rPr>
+          <w:rFonts w:ascii="Times New Roman" w:hAnsi="Times New Roman" w:eastAsia="Times New Roman" w:cs="Times New Roman"/>
+        </w:rPr>
+        <w:t xml:space="preserve"> </w:t>
+      </w:r>
       <w:r>
         <w:rPr>
           <w:rFonts w:hint="eastAsia" w:ascii="Times New Roman" w:hAnsi="Times New Roman" w:eastAsia="FangSong" w:cs="Times New Roman"/>
@@ -17434,12 +17652,22 @@
     </w:p>
     <w:p>
       <w:pPr>
-        <w:pStyle w:val="Compact"/>
-        <w:numPr>
-          <w:ilvl w:val="0"/>
-          <w:numId w:val="1060"/>
-        </w:numPr>
-      </w:pPr>
+        <w:pStyle w:val="BodyText"/>
+      </w:pPr>
+      <w:r>
+        <w:rPr>
+          <w:rFonts w:ascii="Times New Roman" w:hAnsi="Times New Roman" w:eastAsia="Times New Roman" w:cs="Times New Roman"/>
+          <w:b/>
+          <w:bCs/>
+        </w:rPr>
+        <w:t xml:space="preserve">6.</w:t>
+      </w:r>
+      <w:r>
+        <w:rPr>
+          <w:rFonts w:ascii="Times New Roman" w:hAnsi="Times New Roman" w:eastAsia="Times New Roman" w:cs="Times New Roman"/>
+        </w:rPr>
+        <w:t xml:space="preserve"> </w:t>
+      </w:r>
       <w:r>
         <w:rPr>
           <w:rFonts w:hint="eastAsia" w:ascii="Times New Roman" w:hAnsi="Times New Roman" w:eastAsia="FangSong" w:cs="Times New Roman"/>
@@ -17515,12 +17743,22 @@
     </w:p>
     <w:p>
       <w:pPr>
-        <w:pStyle w:val="Compact"/>
-        <w:numPr>
-          <w:ilvl w:val="0"/>
-          <w:numId w:val="1060"/>
-        </w:numPr>
-      </w:pPr>
+        <w:pStyle w:val="BodyText"/>
+      </w:pPr>
+      <w:r>
+        <w:rPr>
+          <w:rFonts w:ascii="Times New Roman" w:hAnsi="Times New Roman" w:eastAsia="Times New Roman" w:cs="Times New Roman"/>
+          <w:b/>
+          <w:bCs/>
+        </w:rPr>
+        <w:t xml:space="preserve">7.</w:t>
+      </w:r>
+      <w:r>
+        <w:rPr>
+          <w:rFonts w:ascii="Times New Roman" w:hAnsi="Times New Roman" w:eastAsia="Times New Roman" w:cs="Times New Roman"/>
+        </w:rPr>
+        <w:t xml:space="preserve"> </w:t>
+      </w:r>
       <w:r>
         <w:rPr>
           <w:rFonts w:hint="eastAsia" w:ascii="Times New Roman" w:hAnsi="Times New Roman" w:eastAsia="FangSong" w:cs="Times New Roman"/>
@@ -17605,12 +17843,22 @@
     </w:p>
     <w:p>
       <w:pPr>
-        <w:pStyle w:val="Compact"/>
-        <w:numPr>
-          <w:ilvl w:val="0"/>
-          <w:numId w:val="1060"/>
-        </w:numPr>
-      </w:pPr>
+        <w:pStyle w:val="BodyText"/>
+      </w:pPr>
+      <w:r>
+        <w:rPr>
+          <w:rFonts w:ascii="Times New Roman" w:hAnsi="Times New Roman" w:eastAsia="Times New Roman" w:cs="Times New Roman"/>
+          <w:b/>
+          <w:bCs/>
+        </w:rPr>
+        <w:t xml:space="preserve">8.</w:t>
+      </w:r>
+      <w:r>
+        <w:rPr>
+          <w:rFonts w:ascii="Times New Roman" w:hAnsi="Times New Roman" w:eastAsia="Times New Roman" w:cs="Times New Roman"/>
+        </w:rPr>
+        <w:t xml:space="preserve"> </w:t>
+      </w:r>
       <w:r>
         <w:rPr>
           <w:rFonts w:hint="eastAsia" w:ascii="Times New Roman" w:hAnsi="Times New Roman" w:eastAsia="FangSong" w:cs="Times New Roman"/>
@@ -17723,109 +17971,206 @@
     </w:p>
     <w:p>
       <w:pPr>
+        <w:pStyle w:val="BodyText"/>
+      </w:pPr>
+      <w:r>
+        <w:rPr>
+          <w:rFonts w:ascii="Times New Roman" w:hAnsi="Times New Roman" w:eastAsia="Times New Roman" w:cs="Times New Roman"/>
+          <w:b/>
+          <w:bCs/>
+        </w:rPr>
+        <w:t xml:space="preserve">9.</w:t>
+      </w:r>
+      <w:r>
+        <w:rPr>
+          <w:rFonts w:ascii="Times New Roman" w:hAnsi="Times New Roman" w:eastAsia="Times New Roman" w:cs="Times New Roman"/>
+        </w:rPr>
+        <w:t xml:space="preserve"> </w:t>
+      </w:r>
+      <w:r>
+        <w:rPr>
+          <w:rFonts w:hint="eastAsia" w:ascii="Times New Roman" w:hAnsi="Times New Roman" w:eastAsia="FangSong" w:cs="Times New Roman"/>
+        </w:rPr>
+        <w:t xml:space="preserve">因为它们常为强</w:t>
+      </w:r>
+      <w:r>
+        <w:rPr>
+          <w:rFonts w:ascii="Times New Roman" w:hAnsi="Times New Roman" w:eastAsia="Times New Roman" w:cs="Times New Roman"/>
+        </w:rPr>
+        <w:t xml:space="preserve"> π </w:t>
+      </w:r>
+      <w:r>
+        <w:rPr>
+          <w:rFonts w:hint="eastAsia" w:ascii="Times New Roman" w:hAnsi="Times New Roman" w:eastAsia="FangSong" w:cs="Times New Roman"/>
+        </w:rPr>
+        <w:t>受体</w:t>
+      </w:r>
+      <w:r>
+        <w:rPr>
+          <w:rFonts w:hint="eastAsia" w:ascii="Times New Roman" w:hAnsi="Times New Roman" w:eastAsia="Times New Roman" w:cs="Times New Roman"/>
+        </w:rPr>
+        <w:t>，</w:t>
+      </w:r>
+      <w:r>
+        <w:rPr>
+          <w:rFonts w:hint="eastAsia" w:ascii="Times New Roman" w:hAnsi="Times New Roman" w:eastAsia="FangSong" w:cs="Times New Roman"/>
+        </w:rPr>
+        <w:t>会显著改变金属</w:t>
+      </w:r>
+      <w:r>
+        <w:rPr>
+          <w:rFonts w:ascii="Times New Roman" w:hAnsi="Times New Roman" w:eastAsia="Times New Roman" w:cs="Times New Roman"/>
+        </w:rPr>
+        <w:t xml:space="preserve"> d </w:t>
+      </w:r>
+      <w:r>
+        <w:rPr>
+          <w:rFonts w:hint="eastAsia" w:ascii="Times New Roman" w:hAnsi="Times New Roman" w:eastAsia="FangSong" w:cs="Times New Roman"/>
+        </w:rPr>
+        <w:t>电子能级分布</w:t>
+      </w:r>
+      <w:r>
+        <w:rPr>
+          <w:rFonts w:hint="eastAsia" w:ascii="Times New Roman" w:hAnsi="Times New Roman" w:eastAsia="Times New Roman" w:cs="Times New Roman"/>
+        </w:rPr>
+        <w:t>，</w:t>
+      </w:r>
+      <w:r>
+        <w:rPr>
+          <w:rFonts w:hint="eastAsia" w:ascii="Times New Roman" w:hAnsi="Times New Roman" w:eastAsia="FangSong" w:cs="Times New Roman"/>
+        </w:rPr>
+        <w:t>既影响高低自旋</w:t>
+      </w:r>
+      <w:r>
+        <w:rPr>
+          <w:rFonts w:hint="eastAsia" w:ascii="Times New Roman" w:hAnsi="Times New Roman" w:eastAsia="Times New Roman" w:cs="Times New Roman"/>
+        </w:rPr>
+        <w:t>，</w:t>
+      </w:r>
+      <w:r>
+        <w:rPr>
+          <w:rFonts w:hint="eastAsia" w:ascii="Times New Roman" w:hAnsi="Times New Roman" w:eastAsia="FangSong" w:cs="Times New Roman"/>
+        </w:rPr>
+        <w:t>也稳定低氧化态或特定电子构型</w:t>
+      </w:r>
+      <w:r>
+        <w:rPr>
+          <w:rFonts w:hint="eastAsia" w:ascii="Times New Roman" w:hAnsi="Times New Roman" w:eastAsia="Times New Roman" w:cs="Times New Roman"/>
+        </w:rPr>
+        <w:t>。</w:t>
+      </w:r>
+    </w:p>
+    <w:bookmarkEnd w:id="90"/>
+    <w:bookmarkStart w:id="91" w:name="十二这一讲最值得直接带走的六句话"/>
+    <w:p>
+      <w:pPr>
+        <w:pStyle w:val="Heading2"/>
+        <w:spacing w:before="280" w:after="120"/>
+      </w:pPr>
+      <w:r>
+        <w:rPr>
+          <w:rFonts w:hint="eastAsia" w:ascii="Times New Roman" w:hAnsi="Times New Roman" w:eastAsia="SimHei" w:cs="Times New Roman"/>
+        </w:rPr>
+        <w:t>十二</w:t>
+      </w:r>
+      <w:r>
+        <w:rPr>
+          <w:rFonts w:hint="eastAsia" w:ascii="Times New Roman" w:hAnsi="Times New Roman" w:eastAsia="Times New Roman" w:cs="Times New Roman"/>
+        </w:rPr>
+        <w:t>、</w:t>
+      </w:r>
+      <w:r>
+        <w:rPr>
+          <w:rFonts w:hint="eastAsia" w:ascii="Times New Roman" w:hAnsi="Times New Roman" w:eastAsia="SimHei" w:cs="Times New Roman"/>
+        </w:rPr>
+        <w:t>这一讲最值得直接带走的六句话</w:t>
+      </w:r>
+    </w:p>
+    <w:p>
+      <w:pPr>
         <w:pStyle w:val="Compact"/>
         <w:numPr>
           <w:ilvl w:val="0"/>
-          <w:numId w:val="1060"/>
+          <w:numId w:val="1057"/>
         </w:numPr>
       </w:pPr>
       <w:r>
         <w:rPr>
           <w:rFonts w:hint="eastAsia" w:ascii="Times New Roman" w:hAnsi="Times New Roman" w:eastAsia="FangSong" w:cs="Times New Roman"/>
         </w:rPr>
-        <w:t xml:space="preserve">因为它们常为强</w:t>
-      </w:r>
-      <w:r>
-        <w:rPr>
-          <w:rFonts w:ascii="Times New Roman" w:hAnsi="Times New Roman" w:eastAsia="Times New Roman" w:cs="Times New Roman"/>
-        </w:rPr>
-        <w:t xml:space="preserve"> π </w:t>
-      </w:r>
-      <w:r>
-        <w:rPr>
-          <w:rFonts w:hint="eastAsia" w:ascii="Times New Roman" w:hAnsi="Times New Roman" w:eastAsia="FangSong" w:cs="Times New Roman"/>
-        </w:rPr>
-        <w:t>受体</w:t>
-      </w:r>
-      <w:r>
-        <w:rPr>
-          <w:rFonts w:hint="eastAsia" w:ascii="Times New Roman" w:hAnsi="Times New Roman" w:eastAsia="Times New Roman" w:cs="Times New Roman"/>
-        </w:rPr>
-        <w:t>，</w:t>
-      </w:r>
-      <w:r>
-        <w:rPr>
-          <w:rFonts w:hint="eastAsia" w:ascii="Times New Roman" w:hAnsi="Times New Roman" w:eastAsia="FangSong" w:cs="Times New Roman"/>
-        </w:rPr>
-        <w:t>会显著改变金属</w:t>
-      </w:r>
-      <w:r>
-        <w:rPr>
-          <w:rFonts w:ascii="Times New Roman" w:hAnsi="Times New Roman" w:eastAsia="Times New Roman" w:cs="Times New Roman"/>
-        </w:rPr>
-        <w:t xml:space="preserve"> d </w:t>
-      </w:r>
-      <w:r>
-        <w:rPr>
-          <w:rFonts w:hint="eastAsia" w:ascii="Times New Roman" w:hAnsi="Times New Roman" w:eastAsia="FangSong" w:cs="Times New Roman"/>
-        </w:rPr>
-        <w:t>电子能级分布</w:t>
-      </w:r>
-      <w:r>
-        <w:rPr>
-          <w:rFonts w:hint="eastAsia" w:ascii="Times New Roman" w:hAnsi="Times New Roman" w:eastAsia="Times New Roman" w:cs="Times New Roman"/>
-        </w:rPr>
-        <w:t>，</w:t>
-      </w:r>
-      <w:r>
-        <w:rPr>
-          <w:rFonts w:hint="eastAsia" w:ascii="Times New Roman" w:hAnsi="Times New Roman" w:eastAsia="FangSong" w:cs="Times New Roman"/>
-        </w:rPr>
-        <w:t>既影响高低自旋</w:t>
-      </w:r>
-      <w:r>
-        <w:rPr>
-          <w:rFonts w:hint="eastAsia" w:ascii="Times New Roman" w:hAnsi="Times New Roman" w:eastAsia="Times New Roman" w:cs="Times New Roman"/>
-        </w:rPr>
-        <w:t>，</w:t>
-      </w:r>
-      <w:r>
-        <w:rPr>
-          <w:rFonts w:hint="eastAsia" w:ascii="Times New Roman" w:hAnsi="Times New Roman" w:eastAsia="FangSong" w:cs="Times New Roman"/>
-        </w:rPr>
-        <w:t>也稳定低氧化态或特定电子构型</w:t>
+        <w:t>配位题最稳的开题顺序永远是</w:t>
+      </w:r>
+      <w:r>
+        <w:rPr>
+          <w:rFonts w:hint="eastAsia" w:ascii="Times New Roman" w:hAnsi="Times New Roman" w:eastAsia="Times New Roman" w:cs="Times New Roman"/>
+        </w:rPr>
+        <w:t>：</w:t>
+      </w:r>
+      <w:r>
+        <w:rPr>
+          <w:rFonts w:hint="eastAsia" w:ascii="Times New Roman" w:hAnsi="Times New Roman" w:eastAsia="FangSong" w:cs="Times New Roman"/>
+        </w:rPr>
+        <w:t>氧化态</w:t>
+      </w:r>
+      <w:r>
+        <w:rPr>
+          <w:rFonts w:ascii="Times New Roman" w:hAnsi="Times New Roman" w:eastAsia="Times New Roman" w:cs="Times New Roman"/>
+        </w:rPr>
+        <w:t xml:space="preserve"> → </w:t>
+      </w:r>
+      <w:r>
+        <w:rPr>
+          <w:rFonts w:hint="eastAsia" w:ascii="Times New Roman" w:hAnsi="Times New Roman" w:eastAsia="Times New Roman" w:cs="Times New Roman"/>
+        </w:rPr>
+        <w:t>d</w:t>
+      </w:r>
+      <w:r>
+        <w:rPr>
+          <w:rFonts w:hint="eastAsia" w:ascii="Times New Roman" w:hAnsi="Times New Roman" w:eastAsia="FangSong" w:cs="Times New Roman"/>
+        </w:rPr>
+        <w:t>电子数</w:t>
+      </w:r>
+      <w:r>
+        <w:rPr>
+          <w:rFonts w:ascii="Times New Roman" w:hAnsi="Times New Roman" w:eastAsia="Times New Roman" w:cs="Times New Roman"/>
+        </w:rPr>
+        <w:t xml:space="preserve"> → </w:t>
+      </w:r>
+      <w:r>
+        <w:rPr>
+          <w:rFonts w:hint="eastAsia" w:ascii="Times New Roman" w:hAnsi="Times New Roman" w:eastAsia="FangSong" w:cs="Times New Roman"/>
+        </w:rPr>
+        <w:t xml:space="preserve">几何</w:t>
+      </w:r>
+      <w:r>
+        <w:rPr>
+          <w:rFonts w:ascii="Times New Roman" w:hAnsi="Times New Roman" w:eastAsia="Times New Roman" w:cs="Times New Roman"/>
+        </w:rPr>
+        <w:t xml:space="preserve"> → </w:t>
+      </w:r>
+      <w:r>
+        <w:rPr>
+          <w:rFonts w:hint="eastAsia" w:ascii="Times New Roman" w:hAnsi="Times New Roman" w:eastAsia="FangSong" w:cs="Times New Roman"/>
+        </w:rPr>
+        <w:t xml:space="preserve">分裂</w:t>
+      </w:r>
+      <w:r>
+        <w:rPr>
+          <w:rFonts w:ascii="Times New Roman" w:hAnsi="Times New Roman" w:eastAsia="Times New Roman" w:cs="Times New Roman"/>
+        </w:rPr>
+        <w:t xml:space="preserve"> → </w:t>
+      </w:r>
+      <w:r>
+        <w:rPr>
+          <w:rFonts w:hint="eastAsia" w:ascii="Times New Roman" w:hAnsi="Times New Roman" w:eastAsia="FangSong" w:cs="Times New Roman"/>
+        </w:rPr>
+        <w:t>性质</w:t>
       </w:r>
       <w:r>
         <w:rPr>
           <w:rFonts w:hint="eastAsia" w:ascii="Times New Roman" w:hAnsi="Times New Roman" w:eastAsia="Times New Roman" w:cs="Times New Roman"/>
         </w:rPr>
         <w:t>。</w:t>
-      </w:r>
-    </w:p>
-    <w:bookmarkEnd w:id="90"/>
-    <w:bookmarkStart w:id="91" w:name="十二这一讲最值得直接带走的六句话"/>
-    <w:p>
-      <w:pPr>
-        <w:pStyle w:val="Heading2"/>
-        <w:spacing w:before="280" w:after="120"/>
-      </w:pPr>
-      <w:r>
-        <w:rPr>
-          <w:rFonts w:hint="eastAsia" w:ascii="Times New Roman" w:hAnsi="Times New Roman" w:eastAsia="SimHei" w:cs="Times New Roman"/>
-        </w:rPr>
-        <w:t>十二</w:t>
-      </w:r>
-      <w:r>
-        <w:rPr>
-          <w:rFonts w:hint="eastAsia" w:ascii="Times New Roman" w:hAnsi="Times New Roman" w:eastAsia="Times New Roman" w:cs="Times New Roman"/>
-        </w:rPr>
-        <w:t>、</w:t>
-      </w:r>
-      <w:r>
-        <w:rPr>
-          <w:rFonts w:hint="eastAsia" w:ascii="Times New Roman" w:hAnsi="Times New Roman" w:eastAsia="SimHei" w:cs="Times New Roman"/>
-        </w:rPr>
-        <w:t>这一讲最值得直接带走的六句话</w:t>
       </w:r>
     </w:p>
     <w:p>
@@ -17833,86 +18178,51 @@
         <w:pStyle w:val="Compact"/>
         <w:numPr>
           <w:ilvl w:val="0"/>
-          <w:numId w:val="1061"/>
+          <w:numId w:val="1057"/>
         </w:numPr>
       </w:pPr>
       <w:r>
         <w:rPr>
-          <w:rFonts w:hint="eastAsia" w:ascii="Times New Roman" w:hAnsi="Times New Roman" w:eastAsia="FangSong" w:cs="Times New Roman"/>
-        </w:rPr>
-        <w:t>配位题最稳的开题顺序永远是</w:t>
-      </w:r>
-      <w:r>
-        <w:rPr>
-          <w:rFonts w:hint="eastAsia" w:ascii="Times New Roman" w:hAnsi="Times New Roman" w:eastAsia="Times New Roman" w:cs="Times New Roman"/>
-        </w:rPr>
-        <w:t>：</w:t>
-      </w:r>
-      <w:r>
-        <w:rPr>
-          <w:rFonts w:hint="eastAsia" w:ascii="Times New Roman" w:hAnsi="Times New Roman" w:eastAsia="FangSong" w:cs="Times New Roman"/>
-        </w:rPr>
-        <w:t>氧化态</w:t>
-      </w:r>
-      <w:r>
-        <w:rPr>
-          <w:rFonts w:ascii="Times New Roman" w:hAnsi="Times New Roman" w:eastAsia="Times New Roman" w:cs="Times New Roman"/>
-        </w:rPr>
-        <w:t xml:space="preserve"> → </w:t>
-      </w:r>
-      <w:r>
-        <w:rPr>
-          <w:rFonts w:hint="eastAsia" w:ascii="Times New Roman" w:hAnsi="Times New Roman" w:eastAsia="Times New Roman" w:cs="Times New Roman"/>
-        </w:rPr>
-        <w:t>d</w:t>
-      </w:r>
-      <w:r>
-        <w:rPr>
-          <w:rFonts w:hint="eastAsia" w:ascii="Times New Roman" w:hAnsi="Times New Roman" w:eastAsia="FangSong" w:cs="Times New Roman"/>
-        </w:rPr>
-        <w:t>电子数</w:t>
-      </w:r>
-      <w:r>
-        <w:rPr>
-          <w:rFonts w:ascii="Times New Roman" w:hAnsi="Times New Roman" w:eastAsia="Times New Roman" w:cs="Times New Roman"/>
-        </w:rPr>
-        <w:t xml:space="preserve"> → </w:t>
-      </w:r>
-      <w:r>
-        <w:rPr>
-          <w:rFonts w:hint="eastAsia" w:ascii="Times New Roman" w:hAnsi="Times New Roman" w:eastAsia="FangSong" w:cs="Times New Roman"/>
-        </w:rPr>
-        <w:t xml:space="preserve">几何</w:t>
-      </w:r>
-      <w:r>
-        <w:rPr>
-          <w:rFonts w:ascii="Times New Roman" w:hAnsi="Times New Roman" w:eastAsia="Times New Roman" w:cs="Times New Roman"/>
-        </w:rPr>
-        <w:t xml:space="preserve"> → </w:t>
-      </w:r>
-      <w:r>
-        <w:rPr>
-          <w:rFonts w:hint="eastAsia" w:ascii="Times New Roman" w:hAnsi="Times New Roman" w:eastAsia="FangSong" w:cs="Times New Roman"/>
-        </w:rPr>
-        <w:t xml:space="preserve">分裂</w:t>
-      </w:r>
-      <w:r>
-        <w:rPr>
-          <w:rFonts w:ascii="Times New Roman" w:hAnsi="Times New Roman" w:eastAsia="Times New Roman" w:cs="Times New Roman"/>
-        </w:rPr>
-        <w:t xml:space="preserve"> → </w:t>
-      </w:r>
-      <w:r>
-        <w:rPr>
-          <w:rFonts w:hint="eastAsia" w:ascii="Times New Roman" w:hAnsi="Times New Roman" w:eastAsia="FangSong" w:cs="Times New Roman"/>
-        </w:rPr>
-        <w:t>性质</w:t>
-      </w:r>
-      <w:r>
-        <w:rPr>
-          <w:rFonts w:hint="eastAsia" w:ascii="Times New Roman" w:hAnsi="Times New Roman" w:eastAsia="Times New Roman" w:cs="Times New Roman"/>
-        </w:rPr>
-        <w:t>。</w:t>
+          <w:rFonts w:ascii="Times New Roman" w:hAnsi="Times New Roman" w:eastAsia="Times New Roman" w:cs="Times New Roman"/>
+        </w:rPr>
+        <w:t>Cu</w:t>
+      </w:r>
+      <w:r>
+        <w:rPr>
+          <w:rFonts w:ascii="Times New Roman" w:hAnsi="Times New Roman" w:eastAsia="Times New Roman" w:cs="Times New Roman"/>
+          <w:vertAlign w:val="superscript"/>
+        </w:rPr>
+        <w:t>2+</w:t>
+      </w:r>
+      <w:r>
+        <w:rPr>
+          <w:rFonts w:ascii="Times New Roman" w:hAnsi="Times New Roman" w:eastAsia="Times New Roman" w:cs="Times New Roman"/>
+        </w:rPr>
+        <w:t xml:space="preserve"> </w:t>
+      </w:r>
+      <w:r>
+        <w:rPr>
+          <w:rFonts w:hint="eastAsia" w:ascii="Times New Roman" w:hAnsi="Times New Roman" w:eastAsia="FangSong" w:cs="Times New Roman"/>
+        </w:rPr>
+        <w:t>六配位一旦出现明显长短键差</w:t>
+      </w:r>
+      <w:r>
+        <w:rPr>
+          <w:rFonts w:hint="eastAsia" w:ascii="Times New Roman" w:hAnsi="Times New Roman" w:eastAsia="Times New Roman" w:cs="Times New Roman"/>
+        </w:rPr>
+        <w:t>，</w:t>
+      </w:r>
+      <w:r>
+        <w:rPr>
+          <w:rFonts w:hint="eastAsia" w:ascii="Times New Roman" w:hAnsi="Times New Roman" w:eastAsia="FangSong" w:cs="Times New Roman"/>
+        </w:rPr>
+        <w:t>优先想到</w:t>
+      </w:r>
+      <w:r>
+        <w:rPr>
+          <w:rFonts w:ascii="Times New Roman" w:hAnsi="Times New Roman" w:eastAsia="Times New Roman" w:cs="Times New Roman"/>
+        </w:rPr>
+        <w:t xml:space="preserve"> Jahn-Teller。</w:t>
       </w:r>
     </w:p>
     <w:p>
@@ -17920,33 +18230,26 @@
         <w:pStyle w:val="Compact"/>
         <w:numPr>
           <w:ilvl w:val="0"/>
-          <w:numId w:val="1061"/>
+          <w:numId w:val="1057"/>
         </w:numPr>
       </w:pPr>
       <w:r>
         <w:rPr>
-          <w:rFonts w:ascii="Times New Roman" w:hAnsi="Times New Roman" w:eastAsia="Times New Roman" w:cs="Times New Roman"/>
-        </w:rPr>
-        <w:t>Cu</w:t>
-      </w:r>
-      <w:r>
-        <w:rPr>
-          <w:rFonts w:ascii="Times New Roman" w:hAnsi="Times New Roman" w:eastAsia="Times New Roman" w:cs="Times New Roman"/>
-          <w:vertAlign w:val="superscript"/>
-        </w:rPr>
-        <w:t>2+</w:t>
-      </w:r>
-      <w:r>
-        <w:rPr>
-          <w:rFonts w:ascii="Times New Roman" w:hAnsi="Times New Roman" w:eastAsia="Times New Roman" w:cs="Times New Roman"/>
-        </w:rPr>
-        <w:t xml:space="preserve"> </w:t>
-      </w:r>
-      <w:r>
-        <w:rPr>
-          <w:rFonts w:hint="eastAsia" w:ascii="Times New Roman" w:hAnsi="Times New Roman" w:eastAsia="FangSong" w:cs="Times New Roman"/>
-        </w:rPr>
-        <w:t>六配位一旦出现明显长短键差</w:t>
+          <w:rFonts w:hint="eastAsia" w:ascii="Times New Roman" w:hAnsi="Times New Roman" w:eastAsia="FangSong" w:cs="Times New Roman"/>
+        </w:rPr>
+        <w:t xml:space="preserve">强场</w:t>
+      </w:r>
+      <w:r>
+        <w:rPr>
+          <w:rFonts w:ascii="Times New Roman" w:hAnsi="Times New Roman" w:eastAsia="Times New Roman" w:cs="Times New Roman"/>
+        </w:rPr>
+        <w:t xml:space="preserve"> / </w:t>
+      </w:r>
+      <w:r>
+        <w:rPr>
+          <w:rFonts w:hint="eastAsia" w:ascii="Times New Roman" w:hAnsi="Times New Roman" w:eastAsia="FangSong" w:cs="Times New Roman"/>
+        </w:rPr>
+        <w:t>弱场背后不是玄学</w:t>
       </w:r>
       <w:r>
         <w:rPr>
@@ -17958,13 +18261,49 @@
         <w:rPr>
           <w:rFonts w:hint="eastAsia" w:ascii="Times New Roman" w:hAnsi="Times New Roman" w:eastAsia="FangSong" w:cs="Times New Roman"/>
         </w:rPr>
-        <w:t>优先想到</w:t>
-      </w:r>
-      <w:r>
-        <w:rPr>
-          <w:rFonts w:ascii="Times New Roman" w:hAnsi="Times New Roman" w:eastAsia="Times New Roman" w:cs="Times New Roman"/>
-        </w:rPr>
-        <w:t xml:space="preserve"> Jahn-Teller。</w:t>
+        <w:t>而是</w:t>
+      </w:r>
+      <w:r>
+        <w:rPr>
+          <w:rFonts w:ascii="Times New Roman" w:hAnsi="Times New Roman" w:eastAsia="Times New Roman" w:cs="Times New Roman"/>
+        </w:rPr>
+        <w:t xml:space="preserve"> π </w:t>
+      </w:r>
+      <w:r>
+        <w:rPr>
+          <w:rFonts w:hint="eastAsia" w:ascii="Times New Roman" w:hAnsi="Times New Roman" w:eastAsia="FangSong" w:cs="Times New Roman"/>
+        </w:rPr>
+        <w:t xml:space="preserve">给体</w:t>
+      </w:r>
+      <w:r>
+        <w:rPr>
+          <w:rFonts w:ascii="Times New Roman" w:hAnsi="Times New Roman" w:eastAsia="Times New Roman" w:cs="Times New Roman"/>
+        </w:rPr>
+        <w:t xml:space="preserve"> / π </w:t>
+      </w:r>
+      <w:r>
+        <w:rPr>
+          <w:rFonts w:hint="eastAsia" w:ascii="Times New Roman" w:hAnsi="Times New Roman" w:eastAsia="FangSong" w:cs="Times New Roman"/>
+        </w:rPr>
+        <w:t xml:space="preserve">受体与反馈</w:t>
+      </w:r>
+      <w:r>
+        <w:rPr>
+          <w:rFonts w:ascii="Times New Roman" w:hAnsi="Times New Roman" w:eastAsia="Times New Roman" w:cs="Times New Roman"/>
+        </w:rPr>
+        <w:t xml:space="preserve"> π </w:t>
+      </w:r>
+      <w:r>
+        <w:rPr>
+          <w:rFonts w:hint="eastAsia" w:ascii="Times New Roman" w:hAnsi="Times New Roman" w:eastAsia="FangSong" w:cs="Times New Roman"/>
+        </w:rPr>
+        <w:t>键的差别</w:t>
+      </w:r>
+      <w:r>
+        <w:rPr>
+          <w:rFonts w:hint="eastAsia" w:ascii="Times New Roman" w:hAnsi="Times New Roman" w:eastAsia="Times New Roman" w:cs="Times New Roman"/>
+        </w:rPr>
+        <w:t>。</w:t>
       </w:r>
     </w:p>
     <w:p>
@@ -17972,74 +18311,38 @@
         <w:pStyle w:val="Compact"/>
         <w:numPr>
           <w:ilvl w:val="0"/>
-          <w:numId w:val="1061"/>
+          <w:numId w:val="1057"/>
         </w:numPr>
       </w:pPr>
       <w:r>
         <w:rPr>
           <w:rFonts w:hint="eastAsia" w:ascii="Times New Roman" w:hAnsi="Times New Roman" w:eastAsia="FangSong" w:cs="Times New Roman"/>
         </w:rPr>
-        <w:t xml:space="preserve">强场</w:t>
-      </w:r>
-      <w:r>
-        <w:rPr>
-          <w:rFonts w:ascii="Times New Roman" w:hAnsi="Times New Roman" w:eastAsia="Times New Roman" w:cs="Times New Roman"/>
-        </w:rPr>
-        <w:t xml:space="preserve"> / </w:t>
-      </w:r>
-      <w:r>
-        <w:rPr>
-          <w:rFonts w:hint="eastAsia" w:ascii="Times New Roman" w:hAnsi="Times New Roman" w:eastAsia="FangSong" w:cs="Times New Roman"/>
-        </w:rPr>
-        <w:t>弱场背后不是玄学</w:t>
-      </w:r>
-      <w:r>
-        <w:rPr>
-          <w:rFonts w:hint="eastAsia" w:ascii="Times New Roman" w:hAnsi="Times New Roman" w:eastAsia="Times New Roman" w:cs="Times New Roman"/>
-        </w:rPr>
-        <w:t>，</w:t>
-      </w:r>
-      <w:r>
-        <w:rPr>
-          <w:rFonts w:hint="eastAsia" w:ascii="Times New Roman" w:hAnsi="Times New Roman" w:eastAsia="FangSong" w:cs="Times New Roman"/>
-        </w:rPr>
-        <w:t>而是</w:t>
-      </w:r>
-      <w:r>
-        <w:rPr>
-          <w:rFonts w:ascii="Times New Roman" w:hAnsi="Times New Roman" w:eastAsia="Times New Roman" w:cs="Times New Roman"/>
-        </w:rPr>
-        <w:t xml:space="preserve"> π </w:t>
-      </w:r>
-      <w:r>
-        <w:rPr>
-          <w:rFonts w:hint="eastAsia" w:ascii="Times New Roman" w:hAnsi="Times New Roman" w:eastAsia="FangSong" w:cs="Times New Roman"/>
-        </w:rPr>
-        <w:t xml:space="preserve">给体</w:t>
-      </w:r>
-      <w:r>
-        <w:rPr>
-          <w:rFonts w:ascii="Times New Roman" w:hAnsi="Times New Roman" w:eastAsia="Times New Roman" w:cs="Times New Roman"/>
-        </w:rPr>
-        <w:t xml:space="preserve"> / π </w:t>
-      </w:r>
-      <w:r>
-        <w:rPr>
-          <w:rFonts w:hint="eastAsia" w:ascii="Times New Roman" w:hAnsi="Times New Roman" w:eastAsia="FangSong" w:cs="Times New Roman"/>
-        </w:rPr>
-        <w:t xml:space="preserve">受体与反馈</w:t>
-      </w:r>
-      <w:r>
-        <w:rPr>
-          <w:rFonts w:ascii="Times New Roman" w:hAnsi="Times New Roman" w:eastAsia="Times New Roman" w:cs="Times New Roman"/>
-        </w:rPr>
-        <w:t xml:space="preserve"> π </w:t>
-      </w:r>
-      <w:r>
-        <w:rPr>
-          <w:rFonts w:hint="eastAsia" w:ascii="Times New Roman" w:hAnsi="Times New Roman" w:eastAsia="FangSong" w:cs="Times New Roman"/>
-        </w:rPr>
-        <w:t>键的差别</w:t>
+        <w:t>反位效应管的是</w:t>
+      </w:r>
+      <w:r>
+        <w:rPr>
+          <w:rFonts w:hint="eastAsia" w:ascii="Times New Roman" w:hAnsi="Times New Roman" w:eastAsia="Times New Roman" w:cs="Times New Roman"/>
+        </w:rPr>
+        <w:t>“</w:t>
+      </w:r>
+      <w:r>
+        <w:rPr>
+          <w:rFonts w:hint="eastAsia" w:ascii="Times New Roman" w:hAnsi="Times New Roman" w:eastAsia="FangSong" w:cs="Times New Roman"/>
+        </w:rPr>
+        <w:t>取代更快发生在哪</w:t>
+      </w:r>
+      <w:r>
+        <w:rPr>
+          <w:rFonts w:hint="eastAsia" w:ascii="Times New Roman" w:hAnsi="Times New Roman" w:eastAsia="Times New Roman" w:cs="Times New Roman"/>
+        </w:rPr>
+        <w:t>”，</w:t>
+      </w:r>
+      <w:r>
+        <w:rPr>
+          <w:rFonts w:hint="eastAsia" w:ascii="Times New Roman" w:hAnsi="Times New Roman" w:eastAsia="FangSong" w:cs="Times New Roman"/>
+        </w:rPr>
+        <w:t>首先是动力学概念</w:t>
       </w:r>
       <w:r>
         <w:rPr>
@@ -18053,38 +18356,50 @@
         <w:pStyle w:val="Compact"/>
         <w:numPr>
           <w:ilvl w:val="0"/>
-          <w:numId w:val="1061"/>
+          <w:numId w:val="1057"/>
         </w:numPr>
       </w:pPr>
       <w:r>
         <w:rPr>
           <w:rFonts w:hint="eastAsia" w:ascii="Times New Roman" w:hAnsi="Times New Roman" w:eastAsia="FangSong" w:cs="Times New Roman"/>
         </w:rPr>
-        <w:t>反位效应管的是</w:t>
-      </w:r>
-      <w:r>
-        <w:rPr>
-          <w:rFonts w:hint="eastAsia" w:ascii="Times New Roman" w:hAnsi="Times New Roman" w:eastAsia="Times New Roman" w:cs="Times New Roman"/>
-        </w:rPr>
-        <w:t>“</w:t>
-      </w:r>
-      <w:r>
-        <w:rPr>
-          <w:rFonts w:hint="eastAsia" w:ascii="Times New Roman" w:hAnsi="Times New Roman" w:eastAsia="FangSong" w:cs="Times New Roman"/>
-        </w:rPr>
-        <w:t>取代更快发生在哪</w:t>
-      </w:r>
-      <w:r>
-        <w:rPr>
-          <w:rFonts w:hint="eastAsia" w:ascii="Times New Roman" w:hAnsi="Times New Roman" w:eastAsia="Times New Roman" w:cs="Times New Roman"/>
-        </w:rPr>
-        <w:t>”，</w:t>
-      </w:r>
-      <w:r>
-        <w:rPr>
-          <w:rFonts w:hint="eastAsia" w:ascii="Times New Roman" w:hAnsi="Times New Roman" w:eastAsia="FangSong" w:cs="Times New Roman"/>
-        </w:rPr>
-        <w:t>首先是动力学概念</w:t>
+        <w:t>平面四方</w:t>
+      </w:r>
+      <w:r>
+        <w:rPr>
+          <w:rFonts w:hint="eastAsia" w:ascii="Times New Roman" w:hAnsi="Times New Roman" w:eastAsia="Times New Roman" w:cs="Times New Roman"/>
+        </w:rPr>
+        <w:t>、</w:t>
+      </w:r>
+      <w:r>
+        <w:rPr>
+          <w:rFonts w:hint="eastAsia" w:ascii="Times New Roman" w:hAnsi="Times New Roman" w:eastAsia="FangSong" w:cs="Times New Roman"/>
+        </w:rPr>
+        <w:t>低自旋</w:t>
+      </w:r>
+      <w:r>
+        <w:rPr>
+          <w:rFonts w:hint="eastAsia" w:ascii="Times New Roman" w:hAnsi="Times New Roman" w:eastAsia="Times New Roman" w:cs="Times New Roman"/>
+        </w:rPr>
+        <w:t>、</w:t>
+      </w:r>
+      <w:r>
+        <w:rPr>
+          <w:rFonts w:hint="eastAsia" w:ascii="Times New Roman" w:hAnsi="Times New Roman" w:eastAsia="FangSong" w:cs="Times New Roman"/>
+        </w:rPr>
+        <w:t>大分裂</w:t>
+      </w:r>
+      <w:r>
+        <w:rPr>
+          <w:rFonts w:hint="eastAsia" w:ascii="Times New Roman" w:hAnsi="Times New Roman" w:eastAsia="Times New Roman" w:cs="Times New Roman"/>
+        </w:rPr>
+        <w:t>，</w:t>
+      </w:r>
+      <w:r>
+        <w:rPr>
+          <w:rFonts w:hint="eastAsia" w:ascii="Times New Roman" w:hAnsi="Times New Roman" w:eastAsia="FangSong" w:cs="Times New Roman"/>
+        </w:rPr>
+        <w:t>经常是一条链上的现象</w:t>
       </w:r>
       <w:r>
         <w:rPr>
@@ -18098,14 +18413,58 @@
         <w:pStyle w:val="Compact"/>
         <w:numPr>
           <w:ilvl w:val="0"/>
-          <w:numId w:val="1061"/>
+          <w:numId w:val="1057"/>
         </w:numPr>
       </w:pPr>
       <w:r>
         <w:rPr>
           <w:rFonts w:hint="eastAsia" w:ascii="Times New Roman" w:hAnsi="Times New Roman" w:eastAsia="FangSong" w:cs="Times New Roman"/>
         </w:rPr>
-        <w:t>平面四方</w:t>
+        <w:t>双核金属体系若磁性和键长都反常</w:t>
+      </w:r>
+      <w:r>
+        <w:rPr>
+          <w:rFonts w:hint="eastAsia" w:ascii="Times New Roman" w:hAnsi="Times New Roman" w:eastAsia="Times New Roman" w:cs="Times New Roman"/>
+        </w:rPr>
+        <w:t>，</w:t>
+      </w:r>
+      <w:r>
+        <w:rPr>
+          <w:rFonts w:hint="eastAsia" w:ascii="Times New Roman" w:hAnsi="Times New Roman" w:eastAsia="FangSong" w:cs="Times New Roman"/>
+        </w:rPr>
+        <w:t>优先怀疑金属</w:t>
+      </w:r>
+      <w:r>
+        <w:rPr>
+          <w:rFonts w:hint="eastAsia" w:ascii="Times New Roman" w:hAnsi="Times New Roman" w:eastAsia="Times New Roman" w:cs="Times New Roman"/>
+        </w:rPr>
+        <w:t>-</w:t>
+      </w:r>
+      <w:r>
+        <w:rPr>
+          <w:rFonts w:hint="eastAsia" w:ascii="Times New Roman" w:hAnsi="Times New Roman" w:eastAsia="FangSong" w:cs="Times New Roman"/>
+        </w:rPr>
+        <w:t>金属成键</w:t>
+      </w:r>
+      <w:r>
+        <w:rPr>
+          <w:rFonts w:hint="eastAsia" w:ascii="Times New Roman" w:hAnsi="Times New Roman" w:eastAsia="Times New Roman" w:cs="Times New Roman"/>
+        </w:rPr>
+        <w:t>。</w:t>
+      </w:r>
+    </w:p>
+    <w:bookmarkEnd w:id="91"/>
+    <w:bookmarkStart w:id="92" w:name="十三建议回看与后续衔接"/>
+    <w:p>
+      <w:pPr>
+        <w:pStyle w:val="Heading2"/>
+        <w:spacing w:before="280" w:after="120"/>
+      </w:pPr>
+      <w:r>
+        <w:rPr>
+          <w:rFonts w:hint="eastAsia" w:ascii="Times New Roman" w:hAnsi="Times New Roman" w:eastAsia="SimHei" w:cs="Times New Roman"/>
+        </w:rPr>
+        <w:t>十三</w:t>
       </w:r>
       <w:r>
         <w:rPr>
@@ -18115,39 +18474,9 @@
       </w:r>
       <w:r>
         <w:rPr>
-          <w:rFonts w:hint="eastAsia" w:ascii="Times New Roman" w:hAnsi="Times New Roman" w:eastAsia="FangSong" w:cs="Times New Roman"/>
-        </w:rPr>
-        <w:t>低自旋</w:t>
-      </w:r>
-      <w:r>
-        <w:rPr>
-          <w:rFonts w:hint="eastAsia" w:ascii="Times New Roman" w:hAnsi="Times New Roman" w:eastAsia="Times New Roman" w:cs="Times New Roman"/>
-        </w:rPr>
-        <w:t>、</w:t>
-      </w:r>
-      <w:r>
-        <w:rPr>
-          <w:rFonts w:hint="eastAsia" w:ascii="Times New Roman" w:hAnsi="Times New Roman" w:eastAsia="FangSong" w:cs="Times New Roman"/>
-        </w:rPr>
-        <w:t>大分裂</w:t>
-      </w:r>
-      <w:r>
-        <w:rPr>
-          <w:rFonts w:hint="eastAsia" w:ascii="Times New Roman" w:hAnsi="Times New Roman" w:eastAsia="Times New Roman" w:cs="Times New Roman"/>
-        </w:rPr>
-        <w:t>，</w:t>
-      </w:r>
-      <w:r>
-        <w:rPr>
-          <w:rFonts w:hint="eastAsia" w:ascii="Times New Roman" w:hAnsi="Times New Roman" w:eastAsia="FangSong" w:cs="Times New Roman"/>
-        </w:rPr>
-        <w:t>经常是一条链上的现象</w:t>
-      </w:r>
-      <w:r>
-        <w:rPr>
-          <w:rFonts w:hint="eastAsia" w:ascii="Times New Roman" w:hAnsi="Times New Roman" w:eastAsia="Times New Roman" w:cs="Times New Roman"/>
-        </w:rPr>
-        <w:t>。</w:t>
+          <w:rFonts w:hint="eastAsia" w:ascii="Times New Roman" w:hAnsi="Times New Roman" w:eastAsia="SimHei" w:cs="Times New Roman"/>
+        </w:rPr>
+        <w:t>建议回看与后续衔接</w:t>
       </w:r>
     </w:p>
     <w:p>
@@ -18155,26 +18484,50 @@
         <w:pStyle w:val="Compact"/>
         <w:numPr>
           <w:ilvl w:val="0"/>
-          <w:numId w:val="1061"/>
+          <w:numId w:val="1058"/>
         </w:numPr>
       </w:pPr>
       <w:r>
         <w:rPr>
           <w:rFonts w:hint="eastAsia" w:ascii="Times New Roman" w:hAnsi="Times New Roman" w:eastAsia="FangSong" w:cs="Times New Roman"/>
         </w:rPr>
-        <w:t>双核金属体系若磁性和键长都反常</w:t>
-      </w:r>
-      <w:r>
-        <w:rPr>
-          <w:rFonts w:hint="eastAsia" w:ascii="Times New Roman" w:hAnsi="Times New Roman" w:eastAsia="Times New Roman" w:cs="Times New Roman"/>
-        </w:rPr>
-        <w:t>，</w:t>
-      </w:r>
-      <w:r>
-        <w:rPr>
-          <w:rFonts w:hint="eastAsia" w:ascii="Times New Roman" w:hAnsi="Times New Roman" w:eastAsia="FangSong" w:cs="Times New Roman"/>
-        </w:rPr>
-        <w:t>优先怀疑金属</w:t>
+        <w:t>若你最卡的是</w:t>
+      </w:r>
+      <w:r>
+        <w:rPr>
+          <w:rFonts w:hint="eastAsia" w:ascii="Times New Roman" w:hAnsi="Times New Roman" w:eastAsia="Times New Roman" w:cs="Times New Roman"/>
+        </w:rPr>
+        <w:t>“</w:t>
+      </w:r>
+      <w:r>
+        <w:rPr>
+          <w:rFonts w:hint="eastAsia" w:ascii="Times New Roman" w:hAnsi="Times New Roman" w:eastAsia="FangSong" w:cs="Times New Roman"/>
+        </w:rPr>
+        <w:t>分裂图总是画乱</w:t>
+      </w:r>
+      <w:r>
+        <w:rPr>
+          <w:rFonts w:hint="eastAsia" w:ascii="Times New Roman" w:hAnsi="Times New Roman" w:eastAsia="Times New Roman" w:cs="Times New Roman"/>
+        </w:rPr>
+        <w:t>”，</w:t>
+      </w:r>
+      <w:r>
+        <w:rPr>
+          <w:rFonts w:hint="eastAsia" w:ascii="Times New Roman" w:hAnsi="Times New Roman" w:eastAsia="FangSong" w:cs="Times New Roman"/>
+        </w:rPr>
+        <w:t>先回看</w:t>
+      </w:r>
+      <w:r>
+        <w:rPr>
+          <w:rFonts w:ascii="Times New Roman" w:hAnsi="Times New Roman" w:eastAsia="Times New Roman" w:cs="Times New Roman"/>
+        </w:rPr>
+        <w:t xml:space="preserve"> </w:t>
+      </w:r>
+      <w:r>
+        <w:rPr>
+          <w:rFonts w:hint="eastAsia" w:ascii="Times New Roman" w:hAnsi="Times New Roman" w:eastAsia="FangSong" w:cs="Times New Roman"/>
+        </w:rPr>
+        <w:t>配位化合物基础</w:t>
       </w:r>
       <w:r>
         <w:rPr>
@@ -18186,39 +18539,25 @@
         <w:rPr>
           <w:rFonts w:hint="eastAsia" w:ascii="Times New Roman" w:hAnsi="Times New Roman" w:eastAsia="FangSong" w:cs="Times New Roman"/>
         </w:rPr>
-        <w:t>金属成键</w:t>
-      </w:r>
-      <w:r>
-        <w:rPr>
-          <w:rFonts w:hint="eastAsia" w:ascii="Times New Roman" w:hAnsi="Times New Roman" w:eastAsia="Times New Roman" w:cs="Times New Roman"/>
-        </w:rPr>
-        <w:t>。</w:t>
-      </w:r>
-    </w:p>
-    <w:bookmarkEnd w:id="91"/>
-    <w:bookmarkStart w:id="92" w:name="十三建议回看与后续衔接"/>
-    <w:p>
-      <w:pPr>
-        <w:pStyle w:val="Heading2"/>
-        <w:spacing w:before="280" w:after="120"/>
-      </w:pPr>
-      <w:r>
-        <w:rPr>
-          <w:rFonts w:hint="eastAsia" w:ascii="Times New Roman" w:hAnsi="Times New Roman" w:eastAsia="SimHei" w:cs="Times New Roman"/>
-        </w:rPr>
-        <w:t>十三</w:t>
-      </w:r>
-      <w:r>
-        <w:rPr>
-          <w:rFonts w:hint="eastAsia" w:ascii="Times New Roman" w:hAnsi="Times New Roman" w:eastAsia="Times New Roman" w:cs="Times New Roman"/>
-        </w:rPr>
-        <w:t>、</w:t>
-      </w:r>
-      <w:r>
-        <w:rPr>
-          <w:rFonts w:hint="eastAsia" w:ascii="Times New Roman" w:hAnsi="Times New Roman" w:eastAsia="SimHei" w:cs="Times New Roman"/>
-        </w:rPr>
-        <w:t>建议回看与后续衔接</w:t>
+        <w:t>超级充实版</w:t>
+      </w:r>
+      <w:r>
+        <w:rPr>
+          <w:rFonts w:hint="eastAsia" w:ascii="Times New Roman" w:hAnsi="Times New Roman" w:eastAsia="Times New Roman" w:cs="Times New Roman"/>
+        </w:rPr>
+        <w:t>（</w:t>
+      </w:r>
+      <w:r>
+        <w:rPr>
+          <w:rFonts w:hint="eastAsia" w:ascii="Times New Roman" w:hAnsi="Times New Roman" w:eastAsia="FangSong" w:cs="Times New Roman"/>
+        </w:rPr>
+        <w:t>自学完整</w:t>
+      </w:r>
+      <w:r>
+        <w:rPr>
+          <w:rFonts w:hint="eastAsia" w:ascii="Times New Roman" w:hAnsi="Times New Roman" w:eastAsia="Times New Roman" w:cs="Times New Roman"/>
+        </w:rPr>
+        <w:t>）</w:t>
       </w:r>
     </w:p>
     <w:p>
@@ -18226,7 +18565,7 @@
         <w:pStyle w:val="Compact"/>
         <w:numPr>
           <w:ilvl w:val="0"/>
-          <w:numId w:val="1062"/>
+          <w:numId w:val="1058"/>
         </w:numPr>
       </w:pPr>
       <w:r>
@@ -18245,7 +18584,7 @@
         <w:rPr>
           <w:rFonts w:hint="eastAsia" w:ascii="Times New Roman" w:hAnsi="Times New Roman" w:eastAsia="FangSong" w:cs="Times New Roman"/>
         </w:rPr>
-        <w:t>分裂图总是画乱</w:t>
+        <w:t>为什么强场就是强场</w:t>
       </w:r>
       <w:r>
         <w:rPr>
@@ -18257,19 +18596,55 @@
         <w:rPr>
           <w:rFonts w:hint="eastAsia" w:ascii="Times New Roman" w:hAnsi="Times New Roman" w:eastAsia="FangSong" w:cs="Times New Roman"/>
         </w:rPr>
-        <w:t>先回看</w:t>
-      </w:r>
-      <w:r>
-        <w:rPr>
-          <w:rFonts w:ascii="Times New Roman" w:hAnsi="Times New Roman" w:eastAsia="Times New Roman" w:cs="Times New Roman"/>
-        </w:rPr>
-        <w:t xml:space="preserve"> </w:t>
-      </w:r>
-      <w:r>
-        <w:rPr>
-          <w:rFonts w:hint="eastAsia" w:ascii="Times New Roman" w:hAnsi="Times New Roman" w:eastAsia="FangSong" w:cs="Times New Roman"/>
-        </w:rPr>
-        <w:t>配位化合物基础</w:t>
+        <w:t>回看</w:t>
+      </w:r>
+      <w:r>
+        <w:rPr>
+          <w:rFonts w:ascii="Times New Roman" w:hAnsi="Times New Roman" w:eastAsia="Times New Roman" w:cs="Times New Roman"/>
+        </w:rPr>
+        <w:t xml:space="preserve"> </w:t>
+      </w:r>
+      <w:r>
+        <w:rPr>
+          <w:rFonts w:hint="eastAsia" w:ascii="Times New Roman" w:hAnsi="Times New Roman" w:eastAsia="FangSong" w:cs="Times New Roman"/>
+        </w:rPr>
+        <w:t>反馈</w:t>
+      </w:r>
+      <w:r>
+        <w:rPr>
+          <w:rFonts w:hint="eastAsia" w:ascii="Times New Roman" w:hAnsi="Times New Roman" w:eastAsia="Times New Roman" w:cs="Times New Roman"/>
+        </w:rPr>
+        <w:t>π</w:t>
+      </w:r>
+      <w:r>
+        <w:rPr>
+          <w:rFonts w:hint="eastAsia" w:ascii="Times New Roman" w:hAnsi="Times New Roman" w:eastAsia="FangSong" w:cs="Times New Roman"/>
+        </w:rPr>
+        <w:t>键</w:t>
+      </w:r>
+      <w:r>
+        <w:rPr>
+          <w:rFonts w:ascii="Times New Roman" w:hAnsi="Times New Roman" w:eastAsia="Times New Roman" w:cs="Times New Roman"/>
+        </w:rPr>
+        <w:t xml:space="preserve"> </w:t>
+      </w:r>
+      <w:r>
+        <w:rPr>
+          <w:rFonts w:hint="eastAsia" w:ascii="Times New Roman" w:hAnsi="Times New Roman" w:eastAsia="FangSong" w:cs="Times New Roman"/>
+        </w:rPr>
+        <w:t xml:space="preserve">与</w:t>
+      </w:r>
+      <w:r>
+        <w:rPr>
+          <w:rFonts w:ascii="Times New Roman" w:hAnsi="Times New Roman" w:eastAsia="Times New Roman" w:cs="Times New Roman"/>
+        </w:rPr>
+        <w:t xml:space="preserve"> </w:t>
+      </w:r>
+      <w:r>
+        <w:rPr>
+          <w:rFonts w:hint="eastAsia" w:ascii="Times New Roman" w:hAnsi="Times New Roman" w:eastAsia="FangSong" w:cs="Times New Roman"/>
+        </w:rPr>
+        <w:t>分子结构补充</w:t>
       </w:r>
       <w:r>
         <w:rPr>
@@ -18307,7 +18682,7 @@
         <w:pStyle w:val="Compact"/>
         <w:numPr>
           <w:ilvl w:val="0"/>
-          <w:numId w:val="1062"/>
+          <w:numId w:val="1058"/>
         </w:numPr>
       </w:pPr>
       <w:r>
@@ -18320,13 +18695,26 @@
         <w:rPr>
           <w:rFonts w:hint="eastAsia" w:ascii="Times New Roman" w:hAnsi="Times New Roman" w:eastAsia="Times New Roman" w:cs="Times New Roman"/>
         </w:rPr>
-        <w:t>“</w:t>
-      </w:r>
-      <w:r>
-        <w:rPr>
-          <w:rFonts w:hint="eastAsia" w:ascii="Times New Roman" w:hAnsi="Times New Roman" w:eastAsia="FangSong" w:cs="Times New Roman"/>
-        </w:rPr>
-        <w:t>为什么强场就是强场</w:t>
+        <w:t>“Cu</w:t>
+      </w:r>
+      <w:r>
+        <w:rPr>
+          <w:rFonts w:hint="eastAsia" w:ascii="Times New Roman" w:hAnsi="Times New Roman" w:eastAsia="Times New Roman" w:cs="Times New Roman"/>
+          <w:vertAlign w:val="superscript"/>
+        </w:rPr>
+        <w:t>2+</w:t>
+      </w:r>
+      <w:r>
+        <w:rPr>
+          <w:rFonts w:ascii="Times New Roman" w:hAnsi="Times New Roman" w:eastAsia="Times New Roman" w:cs="Times New Roman"/>
+        </w:rPr>
+        <w:t xml:space="preserve"> </w:t>
+      </w:r>
+      <w:r>
+        <w:rPr>
+          <w:rFonts w:hint="eastAsia" w:ascii="Times New Roman" w:hAnsi="Times New Roman" w:eastAsia="FangSong" w:cs="Times New Roman"/>
+        </w:rPr>
+        <w:t>为什么总拉长</w:t>
       </w:r>
       <w:r>
         <w:rPr>
@@ -18348,75 +18736,15 @@
       </w:r>
       <w:r>
         <w:rPr>
-          <w:rFonts w:hint="eastAsia" w:ascii="Times New Roman" w:hAnsi="Times New Roman" w:eastAsia="FangSong" w:cs="Times New Roman"/>
-        </w:rPr>
-        <w:t>反馈</w:t>
-      </w:r>
-      <w:r>
-        <w:rPr>
-          <w:rFonts w:hint="eastAsia" w:ascii="Times New Roman" w:hAnsi="Times New Roman" w:eastAsia="Times New Roman" w:cs="Times New Roman"/>
-        </w:rPr>
-        <w:t>π</w:t>
-      </w:r>
-      <w:r>
-        <w:rPr>
-          <w:rFonts w:hint="eastAsia" w:ascii="Times New Roman" w:hAnsi="Times New Roman" w:eastAsia="FangSong" w:cs="Times New Roman"/>
-        </w:rPr>
-        <w:t>键</w:t>
-      </w:r>
-      <w:r>
-        <w:rPr>
-          <w:rFonts w:ascii="Times New Roman" w:hAnsi="Times New Roman" w:eastAsia="Times New Roman" w:cs="Times New Roman"/>
-        </w:rPr>
-        <w:t xml:space="preserve"> </w:t>
-      </w:r>
-      <w:r>
-        <w:rPr>
-          <w:rFonts w:hint="eastAsia" w:ascii="Times New Roman" w:hAnsi="Times New Roman" w:eastAsia="FangSong" w:cs="Times New Roman"/>
-        </w:rPr>
-        <w:t xml:space="preserve">与</w:t>
-      </w:r>
-      <w:r>
-        <w:rPr>
-          <w:rFonts w:ascii="Times New Roman" w:hAnsi="Times New Roman" w:eastAsia="Times New Roman" w:cs="Times New Roman"/>
-        </w:rPr>
-        <w:t xml:space="preserve"> </w:t>
-      </w:r>
-      <w:r>
-        <w:rPr>
-          <w:rFonts w:hint="eastAsia" w:ascii="Times New Roman" w:hAnsi="Times New Roman" w:eastAsia="FangSong" w:cs="Times New Roman"/>
-        </w:rPr>
-        <w:t>分子结构补充</w:t>
-      </w:r>
-      <w:r>
-        <w:rPr>
-          <w:rFonts w:hint="eastAsia" w:ascii="Times New Roman" w:hAnsi="Times New Roman" w:eastAsia="Times New Roman" w:cs="Times New Roman"/>
-        </w:rPr>
-        <w:t>-</w:t>
-      </w:r>
-      <w:r>
-        <w:rPr>
-          <w:rFonts w:hint="eastAsia" w:ascii="Times New Roman" w:hAnsi="Times New Roman" w:eastAsia="FangSong" w:cs="Times New Roman"/>
-        </w:rPr>
-        <w:t>超级充实版</w:t>
-      </w:r>
-      <w:r>
-        <w:rPr>
-          <w:rFonts w:hint="eastAsia" w:ascii="Times New Roman" w:hAnsi="Times New Roman" w:eastAsia="Times New Roman" w:cs="Times New Roman"/>
-        </w:rPr>
-        <w:t>（</w:t>
-      </w:r>
-      <w:r>
-        <w:rPr>
-          <w:rFonts w:hint="eastAsia" w:ascii="Times New Roman" w:hAnsi="Times New Roman" w:eastAsia="FangSong" w:cs="Times New Roman"/>
-        </w:rPr>
-        <w:t>自学完整</w:t>
-      </w:r>
-      <w:r>
-        <w:rPr>
-          <w:rFonts w:hint="eastAsia" w:ascii="Times New Roman" w:hAnsi="Times New Roman" w:eastAsia="Times New Roman" w:cs="Times New Roman"/>
-        </w:rPr>
-        <w:t>）</w:t>
+          <w:rFonts w:hint="eastAsia" w:ascii="Times New Roman" w:hAnsi="Times New Roman" w:eastAsia="Times New Roman" w:cs="Times New Roman"/>
+        </w:rPr>
+        <w:t>Jahn-Teller</w:t>
+      </w:r>
+      <w:r>
+        <w:rPr>
+          <w:rFonts w:hint="eastAsia" w:ascii="Times New Roman" w:hAnsi="Times New Roman" w:eastAsia="FangSong" w:cs="Times New Roman"/>
+        </w:rPr>
+        <w:t>效应</w:t>
       </w:r>
     </w:p>
     <w:p>
@@ -18424,7 +18752,7 @@
         <w:pStyle w:val="Compact"/>
         <w:numPr>
           <w:ilvl w:val="0"/>
-          <w:numId w:val="1062"/>
+          <w:numId w:val="1058"/>
         </w:numPr>
       </w:pPr>
       <w:r>
@@ -18437,26 +18765,13 @@
         <w:rPr>
           <w:rFonts w:hint="eastAsia" w:ascii="Times New Roman" w:hAnsi="Times New Roman" w:eastAsia="Times New Roman" w:cs="Times New Roman"/>
         </w:rPr>
-        <w:t>“Cu</w:t>
-      </w:r>
-      <w:r>
-        <w:rPr>
-          <w:rFonts w:hint="eastAsia" w:ascii="Times New Roman" w:hAnsi="Times New Roman" w:eastAsia="Times New Roman" w:cs="Times New Roman"/>
-          <w:vertAlign w:val="superscript"/>
-        </w:rPr>
-        <w:t>2+</w:t>
-      </w:r>
-      <w:r>
-        <w:rPr>
-          <w:rFonts w:ascii="Times New Roman" w:hAnsi="Times New Roman" w:eastAsia="Times New Roman" w:cs="Times New Roman"/>
-        </w:rPr>
-        <w:t xml:space="preserve"> </w:t>
-      </w:r>
-      <w:r>
-        <w:rPr>
-          <w:rFonts w:hint="eastAsia" w:ascii="Times New Roman" w:hAnsi="Times New Roman" w:eastAsia="FangSong" w:cs="Times New Roman"/>
-        </w:rPr>
-        <w:t>为什么总拉长</w:t>
+        <w:t>“</w:t>
+      </w:r>
+      <w:r>
+        <w:rPr>
+          <w:rFonts w:hint="eastAsia" w:ascii="Times New Roman" w:hAnsi="Times New Roman" w:eastAsia="FangSong" w:cs="Times New Roman"/>
+        </w:rPr>
+        <w:t>顺反到底怎么控制</w:t>
       </w:r>
       <w:r>
         <w:rPr>
@@ -18478,15 +18793,9 @@
       </w:r>
       <w:r>
         <w:rPr>
-          <w:rFonts w:hint="eastAsia" w:ascii="Times New Roman" w:hAnsi="Times New Roman" w:eastAsia="Times New Roman" w:cs="Times New Roman"/>
-        </w:rPr>
-        <w:t>Jahn-Teller</w:t>
-      </w:r>
-      <w:r>
-        <w:rPr>
-          <w:rFonts w:hint="eastAsia" w:ascii="Times New Roman" w:hAnsi="Times New Roman" w:eastAsia="FangSong" w:cs="Times New Roman"/>
-        </w:rPr>
-        <w:t>效应</w:t>
+          <w:rFonts w:hint="eastAsia" w:ascii="Times New Roman" w:hAnsi="Times New Roman" w:eastAsia="FangSong" w:cs="Times New Roman"/>
+        </w:rPr>
+        <w:t xml:space="preserve">反位效应</w:t>
       </w:r>
     </w:p>
     <w:p>
@@ -18494,58 +18803,7 @@
         <w:pStyle w:val="Compact"/>
         <w:numPr>
           <w:ilvl w:val="0"/>
-          <w:numId w:val="1062"/>
-        </w:numPr>
-      </w:pPr>
-      <w:r>
-        <w:rPr>
-          <w:rFonts w:hint="eastAsia" w:ascii="Times New Roman" w:hAnsi="Times New Roman" w:eastAsia="FangSong" w:cs="Times New Roman"/>
-        </w:rPr>
-        <w:t>若你最卡的是</w:t>
-      </w:r>
-      <w:r>
-        <w:rPr>
-          <w:rFonts w:hint="eastAsia" w:ascii="Times New Roman" w:hAnsi="Times New Roman" w:eastAsia="Times New Roman" w:cs="Times New Roman"/>
-        </w:rPr>
-        <w:t>“</w:t>
-      </w:r>
-      <w:r>
-        <w:rPr>
-          <w:rFonts w:hint="eastAsia" w:ascii="Times New Roman" w:hAnsi="Times New Roman" w:eastAsia="FangSong" w:cs="Times New Roman"/>
-        </w:rPr>
-        <w:t>顺反到底怎么控制</w:t>
-      </w:r>
-      <w:r>
-        <w:rPr>
-          <w:rFonts w:hint="eastAsia" w:ascii="Times New Roman" w:hAnsi="Times New Roman" w:eastAsia="Times New Roman" w:cs="Times New Roman"/>
-        </w:rPr>
-        <w:t>”，</w:t>
-      </w:r>
-      <w:r>
-        <w:rPr>
-          <w:rFonts w:hint="eastAsia" w:ascii="Times New Roman" w:hAnsi="Times New Roman" w:eastAsia="FangSong" w:cs="Times New Roman"/>
-        </w:rPr>
-        <w:t>回看</w:t>
-      </w:r>
-      <w:r>
-        <w:rPr>
-          <w:rFonts w:ascii="Times New Roman" w:hAnsi="Times New Roman" w:eastAsia="Times New Roman" w:cs="Times New Roman"/>
-        </w:rPr>
-        <w:t xml:space="preserve"> </w:t>
-      </w:r>
-      <w:r>
-        <w:rPr>
-          <w:rFonts w:hint="eastAsia" w:ascii="Times New Roman" w:hAnsi="Times New Roman" w:eastAsia="FangSong" w:cs="Times New Roman"/>
-        </w:rPr>
-        <w:t xml:space="preserve">反位效应</w:t>
-      </w:r>
-    </w:p>
-    <w:p>
-      <w:pPr>
-        <w:pStyle w:val="Compact"/>
-        <w:numPr>
-          <w:ilvl w:val="0"/>
-          <w:numId w:val="1062"/>
+          <w:numId w:val="1058"/>
         </w:numPr>
       </w:pPr>
       <w:r>
@@ -18927,176 +19185,6 @@
     </w:lvl>
     <w:lvl w:ilvl="8">
       <w:start w:val="1"/>
-      <w:numFmt w:val="decimal"/>
-      <w:lvlText w:val="%9."/>
-      <w:lvlJc w:val="left"/>
-      <w:pPr>
-        <w:ind w:left="6480" w:hanging="360"/>
-      </w:pPr>
-    </w:lvl>
-  </w:abstractNum>
-  <w:abstractNum w:abstractNumId="99414">
-    <w:nsid w:val="00A99414"/>
-    <w:multiLevelType w:val="multilevel"/>
-    <w:lvl w:ilvl="0">
-      <w:start w:val="4"/>
-      <w:numFmt w:val="decimal"/>
-      <w:lvlText w:val="%1."/>
-      <w:lvlJc w:val="left"/>
-      <w:pPr>
-        <w:ind w:left="720" w:hanging="360"/>
-      </w:pPr>
-    </w:lvl>
-    <w:lvl w:ilvl="1">
-      <w:start w:val="4"/>
-      <w:numFmt w:val="decimal"/>
-      <w:lvlText w:val="%2."/>
-      <w:lvlJc w:val="left"/>
-      <w:pPr>
-        <w:ind w:left="1440" w:hanging="360"/>
-      </w:pPr>
-    </w:lvl>
-    <w:lvl w:ilvl="2">
-      <w:start w:val="4"/>
-      <w:numFmt w:val="decimal"/>
-      <w:lvlText w:val="%3."/>
-      <w:lvlJc w:val="left"/>
-      <w:pPr>
-        <w:ind w:left="2160" w:hanging="360"/>
-      </w:pPr>
-    </w:lvl>
-    <w:lvl w:ilvl="3">
-      <w:start w:val="4"/>
-      <w:numFmt w:val="decimal"/>
-      <w:lvlText w:val="%4."/>
-      <w:lvlJc w:val="left"/>
-      <w:pPr>
-        <w:ind w:left="2880" w:hanging="360"/>
-      </w:pPr>
-    </w:lvl>
-    <w:lvl w:ilvl="4">
-      <w:start w:val="4"/>
-      <w:numFmt w:val="decimal"/>
-      <w:lvlText w:val="%5."/>
-      <w:lvlJc w:val="left"/>
-      <w:pPr>
-        <w:ind w:left="3600" w:hanging="360"/>
-      </w:pPr>
-    </w:lvl>
-    <w:lvl w:ilvl="5">
-      <w:start w:val="4"/>
-      <w:numFmt w:val="decimal"/>
-      <w:lvlText w:val="%6."/>
-      <w:lvlJc w:val="left"/>
-      <w:pPr>
-        <w:ind w:left="4320" w:hanging="360"/>
-      </w:pPr>
-    </w:lvl>
-    <w:lvl w:ilvl="6">
-      <w:start w:val="4"/>
-      <w:numFmt w:val="decimal"/>
-      <w:lvlText w:val="%7."/>
-      <w:lvlJc w:val="left"/>
-      <w:pPr>
-        <w:ind w:left="5040" w:hanging="360"/>
-      </w:pPr>
-    </w:lvl>
-    <w:lvl w:ilvl="7">
-      <w:start w:val="4"/>
-      <w:numFmt w:val="decimal"/>
-      <w:lvlText w:val="%8."/>
-      <w:lvlJc w:val="left"/>
-      <w:pPr>
-        <w:ind w:left="5760" w:hanging="360"/>
-      </w:pPr>
-    </w:lvl>
-    <w:lvl w:ilvl="8">
-      <w:start w:val="4"/>
-      <w:numFmt w:val="decimal"/>
-      <w:lvlText w:val="%9."/>
-      <w:lvlJc w:val="left"/>
-      <w:pPr>
-        <w:ind w:left="6480" w:hanging="360"/>
-      </w:pPr>
-    </w:lvl>
-  </w:abstractNum>
-  <w:abstractNum w:abstractNumId="99417">
-    <w:nsid w:val="00A99417"/>
-    <w:multiLevelType w:val="multilevel"/>
-    <w:lvl w:ilvl="0">
-      <w:start w:val="7"/>
-      <w:numFmt w:val="decimal"/>
-      <w:lvlText w:val="%1."/>
-      <w:lvlJc w:val="left"/>
-      <w:pPr>
-        <w:ind w:left="720" w:hanging="360"/>
-      </w:pPr>
-    </w:lvl>
-    <w:lvl w:ilvl="1">
-      <w:start w:val="7"/>
-      <w:numFmt w:val="decimal"/>
-      <w:lvlText w:val="%2."/>
-      <w:lvlJc w:val="left"/>
-      <w:pPr>
-        <w:ind w:left="1440" w:hanging="360"/>
-      </w:pPr>
-    </w:lvl>
-    <w:lvl w:ilvl="2">
-      <w:start w:val="7"/>
-      <w:numFmt w:val="decimal"/>
-      <w:lvlText w:val="%3."/>
-      <w:lvlJc w:val="left"/>
-      <w:pPr>
-        <w:ind w:left="2160" w:hanging="360"/>
-      </w:pPr>
-    </w:lvl>
-    <w:lvl w:ilvl="3">
-      <w:start w:val="7"/>
-      <w:numFmt w:val="decimal"/>
-      <w:lvlText w:val="%4."/>
-      <w:lvlJc w:val="left"/>
-      <w:pPr>
-        <w:ind w:left="2880" w:hanging="360"/>
-      </w:pPr>
-    </w:lvl>
-    <w:lvl w:ilvl="4">
-      <w:start w:val="7"/>
-      <w:numFmt w:val="decimal"/>
-      <w:lvlText w:val="%5."/>
-      <w:lvlJc w:val="left"/>
-      <w:pPr>
-        <w:ind w:left="3600" w:hanging="360"/>
-      </w:pPr>
-    </w:lvl>
-    <w:lvl w:ilvl="5">
-      <w:start w:val="7"/>
-      <w:numFmt w:val="decimal"/>
-      <w:lvlText w:val="%6."/>
-      <w:lvlJc w:val="left"/>
-      <w:pPr>
-        <w:ind w:left="4320" w:hanging="360"/>
-      </w:pPr>
-    </w:lvl>
-    <w:lvl w:ilvl="6">
-      <w:start w:val="7"/>
-      <w:numFmt w:val="decimal"/>
-      <w:lvlText w:val="%7."/>
-      <w:lvlJc w:val="left"/>
-      <w:pPr>
-        <w:ind w:left="5040" w:hanging="360"/>
-      </w:pPr>
-    </w:lvl>
-    <w:lvl w:ilvl="7">
-      <w:start w:val="7"/>
-      <w:numFmt w:val="decimal"/>
-      <w:lvlText w:val="%8."/>
-      <w:lvlJc w:val="left"/>
-      <w:pPr>
-        <w:ind w:left="5760" w:hanging="360"/>
-      </w:pPr>
-    </w:lvl>
-    <w:lvl w:ilvl="8">
-      <w:start w:val="7"/>
       <w:numFmt w:val="decimal"/>
       <w:lvlText w:val="%9."/>
       <w:lvlJc w:val="left"/>
@@ -19631,126 +19719,6 @@
     </w:lvlOverride>
   </w:num>
   <w:num w:numId="1058">
-    <w:abstractNumId w:val="99414"/>
-    <w:lvlOverride w:ilvl="0">
-      <w:startOverride w:val="4"/>
-    </w:lvlOverride>
-    <w:lvlOverride w:ilvl="1">
-      <w:startOverride w:val="4"/>
-    </w:lvlOverride>
-    <w:lvlOverride w:ilvl="2">
-      <w:startOverride w:val="4"/>
-    </w:lvlOverride>
-    <w:lvlOverride w:ilvl="3">
-      <w:startOverride w:val="4"/>
-    </w:lvlOverride>
-    <w:lvlOverride w:ilvl="4">
-      <w:startOverride w:val="4"/>
-    </w:lvlOverride>
-    <w:lvlOverride w:ilvl="5">
-      <w:startOverride w:val="4"/>
-    </w:lvlOverride>
-    <w:lvlOverride w:ilvl="6">
-      <w:startOverride w:val="4"/>
-    </w:lvlOverride>
-    <w:lvlOverride w:ilvl="7">
-      <w:startOverride w:val="4"/>
-    </w:lvlOverride>
-    <w:lvlOverride w:ilvl="8">
-      <w:startOverride w:val="4"/>
-    </w:lvlOverride>
-  </w:num>
-  <w:num w:numId="1059">
-    <w:abstractNumId w:val="99417"/>
-    <w:lvlOverride w:ilvl="0">
-      <w:startOverride w:val="7"/>
-    </w:lvlOverride>
-    <w:lvlOverride w:ilvl="1">
-      <w:startOverride w:val="7"/>
-    </w:lvlOverride>
-    <w:lvlOverride w:ilvl="2">
-      <w:startOverride w:val="7"/>
-    </w:lvlOverride>
-    <w:lvlOverride w:ilvl="3">
-      <w:startOverride w:val="7"/>
-    </w:lvlOverride>
-    <w:lvlOverride w:ilvl="4">
-      <w:startOverride w:val="7"/>
-    </w:lvlOverride>
-    <w:lvlOverride w:ilvl="5">
-      <w:startOverride w:val="7"/>
-    </w:lvlOverride>
-    <w:lvlOverride w:ilvl="6">
-      <w:startOverride w:val="7"/>
-    </w:lvlOverride>
-    <w:lvlOverride w:ilvl="7">
-      <w:startOverride w:val="7"/>
-    </w:lvlOverride>
-    <w:lvlOverride w:ilvl="8">
-      <w:startOverride w:val="7"/>
-    </w:lvlOverride>
-  </w:num>
-  <w:num w:numId="1060">
-    <w:abstractNumId w:val="99411"/>
-    <w:lvlOverride w:ilvl="0">
-      <w:startOverride w:val="1"/>
-    </w:lvlOverride>
-    <w:lvlOverride w:ilvl="1">
-      <w:startOverride w:val="1"/>
-    </w:lvlOverride>
-    <w:lvlOverride w:ilvl="2">
-      <w:startOverride w:val="1"/>
-    </w:lvlOverride>
-    <w:lvlOverride w:ilvl="3">
-      <w:startOverride w:val="1"/>
-    </w:lvlOverride>
-    <w:lvlOverride w:ilvl="4">
-      <w:startOverride w:val="1"/>
-    </w:lvlOverride>
-    <w:lvlOverride w:ilvl="5">
-      <w:startOverride w:val="1"/>
-    </w:lvlOverride>
-    <w:lvlOverride w:ilvl="6">
-      <w:startOverride w:val="1"/>
-    </w:lvlOverride>
-    <w:lvlOverride w:ilvl="7">
-      <w:startOverride w:val="1"/>
-    </w:lvlOverride>
-    <w:lvlOverride w:ilvl="8">
-      <w:startOverride w:val="1"/>
-    </w:lvlOverride>
-  </w:num>
-  <w:num w:numId="1061">
-    <w:abstractNumId w:val="99411"/>
-    <w:lvlOverride w:ilvl="0">
-      <w:startOverride w:val="1"/>
-    </w:lvlOverride>
-    <w:lvlOverride w:ilvl="1">
-      <w:startOverride w:val="1"/>
-    </w:lvlOverride>
-    <w:lvlOverride w:ilvl="2">
-      <w:startOverride w:val="1"/>
-    </w:lvlOverride>
-    <w:lvlOverride w:ilvl="3">
-      <w:startOverride w:val="1"/>
-    </w:lvlOverride>
-    <w:lvlOverride w:ilvl="4">
-      <w:startOverride w:val="1"/>
-    </w:lvlOverride>
-    <w:lvlOverride w:ilvl="5">
-      <w:startOverride w:val="1"/>
-    </w:lvlOverride>
-    <w:lvlOverride w:ilvl="6">
-      <w:startOverride w:val="1"/>
-    </w:lvlOverride>
-    <w:lvlOverride w:ilvl="7">
-      <w:startOverride w:val="1"/>
-    </w:lvlOverride>
-    <w:lvlOverride w:ilvl="8">
-      <w:startOverride w:val="1"/>
-    </w:lvlOverride>
-  </w:num>
-  <w:num w:numId="1062">
     <w:abstractNumId w:val="991"/>
   </w:num>
 </w:numbering>

--- a/06-学生侧材料/讲义/2-结构化学/配合物深化-超级充实版（自学完整）.docx
+++ b/06-学生侧材料/讲义/2-结构化学/配合物深化-超级充实版（自学完整）.docx
@@ -8306,33 +8306,6 @@
           <w:sz w:val="21"/>
         </w:rPr>
         <w:t xml:space="preserve">反馈成键机制</w:t>
-      </w:r>
-      <w:r>
-        <w:rPr>
-          <w:rFonts w:ascii="Times New Roman" w:hAnsi="Times New Roman" w:eastAsia="FangSong" w:cs="Times New Roman"/>
-          <w:b w:val="0"/>
-          <w:i w:val="0"/>
-          <w:sz w:val="21"/>
-        </w:rPr>
-        <w:t xml:space="preserve"> </w:t>
-      </w:r>
-      <w:r>
-        <w:rPr>
-          <w:rFonts w:hint="eastAsia" w:ascii="Times New Roman" w:hAnsi="Times New Roman" w:eastAsia="FangSong" w:cs="Times New Roman"/>
-          <w:b w:val="0"/>
-          <w:i w:val="0"/>
-          <w:sz w:val="21"/>
-        </w:rPr>
-        <w:t>反馈</w:t>
-      </w:r>
-      <w:r>
-        <w:rPr>
-          <w:rFonts w:hint="eastAsia" w:ascii="Times New Roman" w:hAnsi="Times New Roman" w:eastAsia="FangSong" w:cs="Times New Roman"/>
-          <w:b w:val="0"/>
-          <w:i w:val="0"/>
-          <w:sz w:val="21"/>
-        </w:rPr>
-        <w:t>*</w:t>
       </w:r>
     </w:p>
     <w:bookmarkEnd w:id="46"/>

--- a/06-学生侧材料/讲义/2-结构化学/配合物深化-超级充实版（自学完整）.docx
+++ b/06-学生侧材料/讲义/2-结构化学/配合物深化-超级充实版（自学完整）.docx
@@ -8255,7 +8255,7 @@
           <w:iCs/>
           <w:sz w:val="21"/>
         </w:rPr>
-        <w:t xml:space="preserve"> 6 Zeise </w:t>
+        <w:t xml:space="preserve"> 5 Zeise </w:t>
       </w:r>
       <w:r>
         <w:rPr>
@@ -10475,7 +10475,7 @@
           <w:iCs/>
           <w:sz w:val="21"/>
         </w:rPr>
-        <w:t xml:space="preserve"> 5 </w:t>
+        <w:t xml:space="preserve"> 6 </w:t>
       </w:r>
       <w:r>
         <w:rPr>
@@ -11305,7 +11305,7 @@
           <w:iCs/>
           <w:sz w:val="21"/>
         </w:rPr>
-        <w:t xml:space="preserve"> 6 Re</w:t>
+        <w:t xml:space="preserve"> 7 Re</w:t>
       </w:r>
       <w:r>
         <w:rPr>
@@ -11492,7 +11492,7 @@
           <w:iCs/>
           <w:sz w:val="21"/>
         </w:rPr>
-        <w:t xml:space="preserve"> 7 </w:t>
+        <w:t xml:space="preserve"> 8 </w:t>
       </w:r>
       <w:r>
         <w:rPr>

--- a/06-学生侧材料/讲义/2-结构化学/配合物深化-超级充实版（自学完整）.docx
+++ b/06-学生侧材料/讲义/2-结构化学/配合物深化-超级充实版（自学完整）.docx
@@ -8255,7 +8255,7 @@
           <w:iCs/>
           <w:sz w:val="21"/>
         </w:rPr>
-        <w:t xml:space="preserve"> 5 Zeise </w:t>
+        <w:t xml:space="preserve"> 6 Zeise </w:t>
       </w:r>
       <w:r>
         <w:rPr>
@@ -10475,7 +10475,7 @@
           <w:iCs/>
           <w:sz w:val="21"/>
         </w:rPr>
-        <w:t xml:space="preserve"> 6 </w:t>
+        <w:t xml:space="preserve"> 5 </w:t>
       </w:r>
       <w:r>
         <w:rPr>
@@ -11305,7 +11305,7 @@
           <w:iCs/>
           <w:sz w:val="21"/>
         </w:rPr>
-        <w:t xml:space="preserve"> 7 Re</w:t>
+        <w:t xml:space="preserve"> 6 Re</w:t>
       </w:r>
       <w:r>
         <w:rPr>
@@ -11492,7 +11492,7 @@
           <w:iCs/>
           <w:sz w:val="21"/>
         </w:rPr>
-        <w:t xml:space="preserve"> 8 </w:t>
+        <w:t xml:space="preserve"> 7 </w:t>
       </w:r>
       <w:r>
         <w:rPr>

--- a/06-学生侧材料/讲义/2-结构化学/配合物深化-超级充实版（自学完整）.docx
+++ b/06-学生侧材料/讲义/2-结构化学/配合物深化-超级充实版（自学完整）.docx
@@ -3094,7 +3094,7 @@
         </w:rPr>
         <w:drawing>
           <wp:inline>
-            <wp:extent cx="3600000" cy="2426086"/>
+            <wp:extent cx="3600000" cy="2308332"/>
             <wp:effectExtent b="0" l="0" r="0" t="0"/>
             <wp:docPr descr="420" title="" id="16" name="Picture"/>
             <a:graphic>
@@ -3115,7 +3115,7 @@
                   <pic:spPr bwMode="auto">
                     <a:xfrm>
                       <a:off x="0" y="0"/>
-                      <a:ext cx="3600000" cy="2426086"/>
+                      <a:ext cx="3600000" cy="2308332"/>
                     </a:xfrm>
                     <a:prstGeom prst="rect">
                       <a:avLst/>
@@ -3828,7 +3828,7 @@
         </w:rPr>
         <w:drawing>
           <wp:inline>
-            <wp:extent cx="3240000" cy="3036083"/>
+            <wp:extent cx="3240000" cy="2990198"/>
             <wp:effectExtent b="0" l="0" r="0" t="0"/>
             <wp:docPr descr="420" title="" id="20" name="Picture"/>
             <a:graphic>
@@ -3849,7 +3849,7 @@
                   <pic:spPr bwMode="auto">
                     <a:xfrm>
                       <a:off x="0" y="0"/>
-                      <a:ext cx="3240000" cy="3036083"/>
+                      <a:ext cx="3240000" cy="2990198"/>
                     </a:xfrm>
                     <a:prstGeom prst="rect">
                       <a:avLst/>
@@ -4112,7 +4112,7 @@
         </w:rPr>
         <w:drawing>
           <wp:inline>
-            <wp:extent cx="3600000" cy="1472238"/>
+            <wp:extent cx="3600000" cy="1239532"/>
             <wp:effectExtent b="0" l="0" r="0" t="0"/>
             <wp:docPr descr="520" title="" id="24" name="Picture"/>
             <a:graphic>
@@ -4133,7 +4133,7 @@
                   <pic:spPr bwMode="auto">
                     <a:xfrm>
                       <a:off x="0" y="0"/>
-                      <a:ext cx="3600000" cy="1472238"/>
+                      <a:ext cx="3600000" cy="1239532"/>
                     </a:xfrm>
                     <a:prstGeom prst="rect">
                       <a:avLst/>
@@ -4784,7 +4784,7 @@
         </w:rPr>
         <w:drawing>
           <wp:inline>
-            <wp:extent cx="3600000" cy="2399999"/>
+            <wp:extent cx="3600000" cy="2273142"/>
             <wp:effectExtent b="0" l="0" r="0" t="0"/>
             <wp:docPr descr="520" title="" id="28" name="Picture"/>
             <a:graphic>
@@ -4805,7 +4805,7 @@
                   <pic:spPr bwMode="auto">
                     <a:xfrm>
                       <a:off x="0" y="0"/>
-                      <a:ext cx="3600000" cy="2399999"/>
+                      <a:ext cx="3600000" cy="2273142"/>
                     </a:xfrm>
                     <a:prstGeom prst="rect">
                       <a:avLst/>
@@ -8189,7 +8189,7 @@
         </w:rPr>
         <w:drawing>
           <wp:inline>
-            <wp:extent cx="3600000" cy="1983889"/>
+            <wp:extent cx="3600000" cy="1537013"/>
             <wp:effectExtent b="0" l="0" r="0" t="0"/>
             <wp:docPr descr="" title="" id="44" name="Picture"/>
             <a:graphic>
@@ -8210,7 +8210,7 @@
                   <pic:spPr bwMode="auto">
                     <a:xfrm>
                       <a:off x="0" y="0"/>
-                      <a:ext cx="3600000" cy="1983889"/>
+                      <a:ext cx="3600000" cy="1537013"/>
                     </a:xfrm>
                     <a:prstGeom prst="rect">
                       <a:avLst/>
@@ -10409,7 +10409,7 @@
         </w:rPr>
         <w:drawing>
           <wp:inline>
-            <wp:extent cx="3600000" cy="1837344"/>
+            <wp:extent cx="3600000" cy="1683185"/>
             <wp:effectExtent b="0" l="0" r="0" t="0"/>
             <wp:docPr descr="420" title="" id="57" name="Picture"/>
             <a:graphic>
@@ -10430,7 +10430,7 @@
                   <pic:spPr bwMode="auto">
                     <a:xfrm>
                       <a:off x="0" y="0"/>
-                      <a:ext cx="3600000" cy="1837344"/>
+                      <a:ext cx="3600000" cy="1683185"/>
                     </a:xfrm>
                     <a:prstGeom prst="rect">
                       <a:avLst/>
@@ -10607,71 +10607,6 @@
           <w:rFonts w:hint="eastAsia" w:ascii="Times New Roman" w:hAnsi="Times New Roman" w:eastAsia="FangSong" w:cs="Times New Roman"/>
         </w:rPr>
         <w:t>而是利用取代动力学顺序设计路线</w:t>
-      </w:r>
-    </w:p>
-    <w:p>
-      <w:pPr>
-        <w:pStyle w:val="MethodologyBlock"/>
-      </w:pPr>
-      <w:r>
-        <w:rPr>
-          <w:rFonts w:hint="eastAsia" w:ascii="Times New Roman" w:hAnsi="Times New Roman" w:eastAsia="FangSong" w:cs="Times New Roman"/>
-        </w:rPr>
-        <w:t xml:space="preserve">理解要点</w:t>
-      </w:r>
-      <w:r>
-        <w:rPr>
-          <w:rFonts w:ascii="Times New Roman" w:hAnsi="Times New Roman" w:eastAsia="Times New Roman" w:cs="Times New Roman"/>
-        </w:rPr>
-        <w:t xml:space="preserve"> </w:t>
-      </w:r>
-      <w:r>
-        <w:rPr>
-          <w:rFonts w:hint="eastAsia" w:ascii="Times New Roman" w:hAnsi="Times New Roman" w:eastAsia="FangSong" w:cs="Times New Roman"/>
-        </w:rPr>
-        <w:t>反位效应的价值</w:t>
-      </w:r>
-      <w:r>
-        <w:rPr>
-          <w:rFonts w:hint="eastAsia" w:ascii="Times New Roman" w:hAnsi="Times New Roman" w:eastAsia="Times New Roman" w:cs="Times New Roman"/>
-        </w:rPr>
-        <w:t>，</w:t>
-      </w:r>
-      <w:r>
-        <w:rPr>
-          <w:rFonts w:hint="eastAsia" w:ascii="Times New Roman" w:hAnsi="Times New Roman" w:eastAsia="FangSong" w:cs="Times New Roman"/>
-        </w:rPr>
-        <w:t>是让你第一次真正感受到</w:t>
-      </w:r>
-      <w:r>
-        <w:rPr>
-          <w:rFonts w:hint="eastAsia" w:ascii="Times New Roman" w:hAnsi="Times New Roman" w:eastAsia="Times New Roman" w:cs="Times New Roman"/>
-        </w:rPr>
-        <w:t>“</w:t>
-      </w:r>
-      <w:r>
-        <w:rPr>
-          <w:rFonts w:hint="eastAsia" w:ascii="Times New Roman" w:hAnsi="Times New Roman" w:eastAsia="FangSong" w:cs="Times New Roman"/>
-        </w:rPr>
-        <w:t>配合物结构不是静态结果</w:t>
-      </w:r>
-      <w:r>
-        <w:rPr>
-          <w:rFonts w:hint="eastAsia" w:ascii="Times New Roman" w:hAnsi="Times New Roman" w:eastAsia="Times New Roman" w:cs="Times New Roman"/>
-        </w:rPr>
-        <w:t>，</w:t>
-      </w:r>
-      <w:r>
-        <w:rPr>
-          <w:rFonts w:hint="eastAsia" w:ascii="Times New Roman" w:hAnsi="Times New Roman" w:eastAsia="FangSong" w:cs="Times New Roman"/>
-        </w:rPr>
-        <w:t>而是可以被反应路径主动编排</w:t>
-      </w:r>
-      <w:r>
-        <w:rPr>
-          <w:rFonts w:hint="eastAsia" w:ascii="Times New Roman" w:hAnsi="Times New Roman" w:eastAsia="Times New Roman" w:cs="Times New Roman"/>
-        </w:rPr>
-        <w:t>”。</w:t>
       </w:r>
     </w:p>
     <w:bookmarkEnd w:id="59"/>
@@ -11426,7 +11361,7 @@
         </w:rPr>
         <w:drawing>
           <wp:inline>
-            <wp:extent cx="3240000" cy="2852853"/>
+            <wp:extent cx="3240000" cy="2804961"/>
             <wp:effectExtent b="0" l="0" r="0" t="0"/>
             <wp:docPr descr="300" title="" id="67" name="Picture"/>
             <a:graphic>
@@ -11447,7 +11382,7 @@
                   <pic:spPr bwMode="auto">
                     <a:xfrm>
                       <a:off x="0" y="0"/>
-                      <a:ext cx="3240000" cy="2852853"/>
+                      <a:ext cx="3240000" cy="2804961"/>
                     </a:xfrm>
                     <a:prstGeom prst="rect">
                       <a:avLst/>
